--- a/klagomål/A 27342-2026 FSC-klagomål.docx
+++ b/klagomål/A 27342-2026 FSC-klagomål.docx
@@ -694,7 +694,7 @@
     <w:r>
       <w:tab/>
       <w:tab/>
-      <w:t>2026-06-16</w:t>
+      <w:t>2026-06-17</w:t>
       <w:br/>
       <w:br/>
     </w:r>

--- a/klagomål/A 27342-2026 FSC-klagomål.docx
+++ b/klagomål/A 27342-2026 FSC-klagomål.docx
@@ -1,6 +1,6 @@
 
 <file path=word/document.xml><?xml version="1.0" encoding="utf-8"?>
-<w:document xmlns:wpc="http://schemas.microsoft.com/office/word/2010/wordprocessingCanvas" xmlns:cx="http://schemas.microsoft.com/office/drawing/2014/chartex" xmlns:cx1="http://schemas.microsoft.com/office/drawing/2015/9/8/chartex" xmlns:cx2="http://schemas.microsoft.com/office/drawing/2015/10/21/chartex" xmlns:cx3="http://schemas.microsoft.com/office/drawing/2016/5/9/chartex" xmlns:cx4="http://schemas.microsoft.com/office/drawing/2016/5/10/chartex" xmlns:cx5="http://schemas.microsoft.com/office/drawing/2016/5/11/chartex" xmlns:cx6="http://schemas.microsoft.com/office/drawing/2016/5/12/chartex" xmlns:cx7="http://schemas.microsoft.com/office/drawing/2016/5/13/chartex" xmlns:cx8="http://schemas.microsoft.com/office/drawing/2016/5/14/chartex" xmlns:mc="http://schemas.openxmlformats.org/markup-compatibility/2006" xmlns:aink="http://schemas.microsoft.com/office/drawing/2016/ink" xmlns:am3d="http://schemas.microsoft.com/office/drawing/2017/model3d" xmlns:o="urn:schemas-microsoft-com:office:office" xmlns:oel="http://schemas.microsoft.com/office/2019/extlst" xmlns:r="http://schemas.openxmlformats.org/officeDocument/2006/relationships" xmlns:m="http://schemas.openxmlformats.org/officeDocument/2006/math" xmlns:v="urn:schemas-microsoft-com:vml" xmlns:wp14="http://schemas.microsoft.com/office/word/2010/wordprocessingDrawing" xmlns:wp="http://schemas.openxmlformats.org/drawingml/2006/wordprocessingDrawing" xmlns:w10="urn:schemas-microsoft-com:office:word" xmlns:w="http://schemas.openxmlformats.org/wordprocessingml/2006/main" xmlns:w14="http://schemas.microsoft.com/office/word/2010/wordml" xmlns:w15="http://schemas.microsoft.com/office/word/2012/wordml" xmlns:w16cex="http://schemas.microsoft.com/office/word/2018/wordml/cex" xmlns:w16cid="http://schemas.microsoft.com/office/word/2016/wordml/cid" xmlns:w16="http://schemas.microsoft.com/office/word/2018/wordml" xmlns:w16sdtdh="http://schemas.microsoft.com/office/word/2020/wordml/sdtdatahash" xmlns:w16se="http://schemas.microsoft.com/office/word/2015/wordml/symex" xmlns:wpg="http://schemas.microsoft.com/office/word/2010/wordprocessingGroup" xmlns:wpi="http://schemas.microsoft.com/office/word/2010/wordprocessingInk" xmlns:wne="http://schemas.microsoft.com/office/word/2006/wordml" xmlns:wps="http://schemas.microsoft.com/office/word/2010/wordprocessingShape" mc:Ignorable="w14 w15 w16se w16cid w16 w16cex w16sdtdh wp14">
+<w:document xmlns:wpc="http://schemas.microsoft.com/office/word/2010/wordprocessingCanvas" xmlns:cx="http://schemas.microsoft.com/office/drawing/2014/chartex" xmlns:cx1="http://schemas.microsoft.com/office/drawing/2015/9/8/chartex" xmlns:cx2="http://schemas.microsoft.com/office/drawing/2015/10/21/chartex" xmlns:cx3="http://schemas.microsoft.com/office/drawing/2016/5/9/chartex" xmlns:cx4="http://schemas.microsoft.com/office/drawing/2016/5/10/chartex" xmlns:cx5="http://schemas.microsoft.com/office/drawing/2016/5/11/chartex" xmlns:cx6="http://schemas.microsoft.com/office/drawing/2016/5/12/chartex" xmlns:cx7="http://schemas.microsoft.com/office/drawing/2016/5/13/chartex" xmlns:cx8="http://schemas.microsoft.com/office/drawing/2016/5/14/chartex" xmlns:mc="http://schemas.openxmlformats.org/markup-compatibility/2006" xmlns:aink="http://schemas.microsoft.com/office/drawing/2016/ink" xmlns:am3d="http://schemas.microsoft.com/office/drawing/2017/model3d" xmlns:o="urn:schemas-microsoft-com:office:office" xmlns:oel="http://schemas.microsoft.com/office/2019/extlst" xmlns:r="http://schemas.openxmlformats.org/officeDocument/2006/relationships" xmlns:m="http://schemas.openxmlformats.org/officeDocument/2006/math" xmlns:v="urn:schemas-microsoft-com:vml" xmlns:wp14="http://schemas.microsoft.com/office/word/2010/wordprocessingDrawing" xmlns:wp="http://schemas.openxmlformats.org/drawingml/2006/wordprocessingDrawing" xmlns:w10="urn:schemas-microsoft-com:office:word" xmlns:w="http://schemas.openxmlformats.org/wordprocessingml/2006/main" xmlns:w14="http://schemas.microsoft.com/office/word/2010/wordml" xmlns:w15="http://schemas.microsoft.com/office/word/2012/wordml" xmlns:w16cex="http://schemas.microsoft.com/office/word/2018/wordml/cex" xmlns:w16cid="http://schemas.microsoft.com/office/word/2016/wordml/cid" xmlns:w16="http://schemas.microsoft.com/office/word/2018/wordml" xmlns:w16du="http://schemas.microsoft.com/office/word/2023/wordml/word16du" xmlns:w16sdtdh="http://schemas.microsoft.com/office/word/2020/wordml/sdtdatahash" xmlns:w16sdtfl="http://schemas.microsoft.com/office/word/2024/wordml/sdtformatlock" xmlns:w16se="http://schemas.microsoft.com/office/word/2015/wordml/symex" xmlns:wpg="http://schemas.microsoft.com/office/word/2010/wordprocessingGroup" xmlns:wpi="http://schemas.microsoft.com/office/word/2010/wordprocessingInk" xmlns:wne="http://schemas.microsoft.com/office/word/2006/wordml" xmlns:wps="http://schemas.microsoft.com/office/word/2010/wordprocessingShape" mc:Ignorable="w14 w15 w16se w16cid w16 w16cex w16sdtdh w16sdtfl w16du wp14">
   <w:body>
     <w:p>
       <w:r>
@@ -168,7 +168,7 @@
     </w:p>
     <w:p>
       <w:r>
-        <w:t>Detta dokument behandlar höga naturvärden i avverkningsanmälan A 27342-2026 i Tierps kommun. Denna avverkningsanmälan inkom 2026-06-15 15:52:38 och omfattar 4,0 ha.</w:t>
+        <w:t>Detta dokument behandlar höga naturvärden i avverkningsanmälan A 27342-2026 i Tierps kommun som inkom 2026-06-15 och omfattar 4,0 ha.</w:t>
       </w:r>
     </w:p>
     <w:p>
@@ -191,12 +191,15 @@
     </w:p>
     <w:p>
       <w:r>
-        <w:t>I avverkningsanmälan har följande 1 naturvårdsarter hittats: gulsparv (NT, §4). Av dessa är 1 rödlistade. För rödlistade arter har rödlistekategorin angivits inom parentes. För fridlysta arter anges även paragrafen i Artskyddsförordningen som arten är fridlyst enligt.</w:t>
+        <w:t>I avverkningsanmälan har följande 2 naturvårdsarter hittats: gulsparv (NT, §4) och kungsfågel (§4). Av dessa är 1 rödlistade. För rödlistade arter har rödlistekategorin angivits inom parentes. För fridlysta arter anges även paragrafen i Artskyddsförordningen som arten är fridlyst enligt.</w:t>
       </w:r>
     </w:p>
     <w:p>
       <w:r>
-        <w:t>De påträffade naturvårdsarterna är ett tydligt kvitto på att detta rör sig om en skog med höga naturvärden. I Figur 1 visas en karta över det avverkningsanmälda området, där samtliga fyndplatser för naturvårdsarter som finns registrerade på Artportalen har markerats.</w:t>
+        <w:t>De påträffade naturvårdsarterna är ett tydligt kvitto på att det rör sig om en skog med höga naturvärden.</w:t>
+      </w:r>
+      <w:r>
+        <w:t xml:space="preserve"> I Figur 1 visas fyndplatser för naturvårdsarter i området, som finns registrerade på Artportalen.</w:t>
       </w:r>
     </w:p>
     <w:p>
@@ -206,7 +209,7 @@
       <w:r>
         <w:drawing>
           <wp:inline xmlns:a="http://schemas.openxmlformats.org/drawingml/2006/main" xmlns:pic="http://schemas.openxmlformats.org/drawingml/2006/picture">
-            <wp:extent cx="5486400" cy="5746717"/>
+            <wp:extent cx="5486400" cy="5635519"/>
             <wp:docPr id="1" name="Picture 1"/>
             <wp:cNvGraphicFramePr>
               <a:graphicFrameLocks noChangeAspect="1"/>
@@ -227,7 +230,7 @@
                   <pic:spPr>
                     <a:xfrm>
                       <a:off x="0" y="0"/>
-                      <a:ext cx="5486400" cy="5746717"/>
+                      <a:ext cx="5486400" cy="5635519"/>
                     </a:xfrm>
                     <a:prstGeom prst="rect"/>
                   </pic:spPr>
@@ -241,14 +244,15 @@
     <w:p>
       <w:pPr>
         <w:pStyle w:val="Caption"/>
+        <w:spacing w:after="240"/>
       </w:pPr>
       <w:r>
-        <w:t>Figur 1. Fyndplatser för naturvårdsarter i det avverkningsanmälda området (röd linje). Markörer utan svart kant är placerade på fyndplatsen. Markörer med svart kant är placerade vid sidan av fyndplatsen och har ett svart streck som visar fyndplatsens exakta position. Kartans mittpunktskoordinat är N 6700630, E 640278 i SWEREF 99 TM.</w:t>
+        <w:t>Figur 1. Fyndplatser för naturvårdsarter i avverkningsanmälan (röd linje). Markörer utan svart kant är placerade på fyndplatsen. Markörer med svart kant är placerade vid sidan av fyndplatsen och har ett svart streck som visar fyndplatsens exakta position. Kartans mittpunktskoordinat är N 6700630, E 640278 i SWEREF 99 TM.</w:t>
       </w:r>
     </w:p>
     <w:p>
       <w:pPr>
-        <w:pStyle w:val="Heading1"/>
+        <w:pStyle w:val="Heading2"/>
       </w:pPr>
       <w:r>
         <w:t>Fridlysta arter</w:t>
@@ -256,7 +260,7 @@
     </w:p>
     <w:p>
       <w:r>
-        <w:t>Följande fridlysta arter har sina livsmiljöer och växtplatser i den avverkningsanmälda skogen: gulsparv (NT, §4).</w:t>
+        <w:t>Följande fridlysta arter har sina livsmiljöer och växtplatser i den avverkningsanmälda skogen: gulsparv (NT, §4) och kungsfågel (§4).</w:t>
       </w:r>
     </w:p>
     <w:p>
@@ -379,7 +383,7 @@
         <w:rPr>
           <w:i/>
         </w:rPr>
-        <w:t>I det avverkningsanmälda skogsområdet har 1 naturvårdsarter varav 1 rödlistade arter sina livsmiljöer och växtplatser.</w:t>
+        <w:t>I det avverkningsanmälda skogsområdet har 2 naturvårdsarter varav 1 rödlistade arter sina livsmiljöer och växtplatser.</w:t>
       </w:r>
     </w:p>
     <w:p>
@@ -584,7 +588,7 @@
 </file>
 
 <file path=word/endnotes.xml><?xml version="1.0" encoding="utf-8"?>
-<w:endnotes xmlns:wpc="http://schemas.microsoft.com/office/word/2010/wordprocessingCanvas" xmlns:cx="http://schemas.microsoft.com/office/drawing/2014/chartex" xmlns:cx1="http://schemas.microsoft.com/office/drawing/2015/9/8/chartex" xmlns:cx2="http://schemas.microsoft.com/office/drawing/2015/10/21/chartex" xmlns:cx3="http://schemas.microsoft.com/office/drawing/2016/5/9/chartex" xmlns:cx4="http://schemas.microsoft.com/office/drawing/2016/5/10/chartex" xmlns:cx5="http://schemas.microsoft.com/office/drawing/2016/5/11/chartex" xmlns:cx6="http://schemas.microsoft.com/office/drawing/2016/5/12/chartex" xmlns:cx7="http://schemas.microsoft.com/office/drawing/2016/5/13/chartex" xmlns:cx8="http://schemas.microsoft.com/office/drawing/2016/5/14/chartex" xmlns:mc="http://schemas.openxmlformats.org/markup-compatibility/2006" xmlns:aink="http://schemas.microsoft.com/office/drawing/2016/ink" xmlns:am3d="http://schemas.microsoft.com/office/drawing/2017/model3d" xmlns:o="urn:schemas-microsoft-com:office:office" xmlns:oel="http://schemas.microsoft.com/office/2019/extlst" xmlns:r="http://schemas.openxmlformats.org/officeDocument/2006/relationships" xmlns:m="http://schemas.openxmlformats.org/officeDocument/2006/math" xmlns:v="urn:schemas-microsoft-com:vml" xmlns:wp14="http://schemas.microsoft.com/office/word/2010/wordprocessingDrawing" xmlns:wp="http://schemas.openxmlformats.org/drawingml/2006/wordprocessingDrawing" xmlns:w10="urn:schemas-microsoft-com:office:word" xmlns:w="http://schemas.openxmlformats.org/wordprocessingml/2006/main" xmlns:w14="http://schemas.microsoft.com/office/word/2010/wordml" xmlns:w15="http://schemas.microsoft.com/office/word/2012/wordml" xmlns:w16cex="http://schemas.microsoft.com/office/word/2018/wordml/cex" xmlns:w16cid="http://schemas.microsoft.com/office/word/2016/wordml/cid" xmlns:w16="http://schemas.microsoft.com/office/word/2018/wordml" xmlns:w16sdtdh="http://schemas.microsoft.com/office/word/2020/wordml/sdtdatahash" xmlns:w16se="http://schemas.microsoft.com/office/word/2015/wordml/symex" xmlns:wpg="http://schemas.microsoft.com/office/word/2010/wordprocessingGroup" xmlns:wpi="http://schemas.microsoft.com/office/word/2010/wordprocessingInk" xmlns:wne="http://schemas.microsoft.com/office/word/2006/wordml" xmlns:wps="http://schemas.microsoft.com/office/word/2010/wordprocessingShape" mc:Ignorable="w14 w15 w16se w16cid w16 w16cex w16sdtdh wp14">
+<w:endnotes xmlns:wpc="http://schemas.microsoft.com/office/word/2010/wordprocessingCanvas" xmlns:cx="http://schemas.microsoft.com/office/drawing/2014/chartex" xmlns:cx1="http://schemas.microsoft.com/office/drawing/2015/9/8/chartex" xmlns:cx2="http://schemas.microsoft.com/office/drawing/2015/10/21/chartex" xmlns:cx3="http://schemas.microsoft.com/office/drawing/2016/5/9/chartex" xmlns:cx4="http://schemas.microsoft.com/office/drawing/2016/5/10/chartex" xmlns:cx5="http://schemas.microsoft.com/office/drawing/2016/5/11/chartex" xmlns:cx6="http://schemas.microsoft.com/office/drawing/2016/5/12/chartex" xmlns:cx7="http://schemas.microsoft.com/office/drawing/2016/5/13/chartex" xmlns:cx8="http://schemas.microsoft.com/office/drawing/2016/5/14/chartex" xmlns:mc="http://schemas.openxmlformats.org/markup-compatibility/2006" xmlns:aink="http://schemas.microsoft.com/office/drawing/2016/ink" xmlns:am3d="http://schemas.microsoft.com/office/drawing/2017/model3d" xmlns:o="urn:schemas-microsoft-com:office:office" xmlns:oel="http://schemas.microsoft.com/office/2019/extlst" xmlns:r="http://schemas.openxmlformats.org/officeDocument/2006/relationships" xmlns:m="http://schemas.openxmlformats.org/officeDocument/2006/math" xmlns:v="urn:schemas-microsoft-com:vml" xmlns:wp14="http://schemas.microsoft.com/office/word/2010/wordprocessingDrawing" xmlns:wp="http://schemas.openxmlformats.org/drawingml/2006/wordprocessingDrawing" xmlns:w10="urn:schemas-microsoft-com:office:word" xmlns:w="http://schemas.openxmlformats.org/wordprocessingml/2006/main" xmlns:w14="http://schemas.microsoft.com/office/word/2010/wordml" xmlns:w15="http://schemas.microsoft.com/office/word/2012/wordml" xmlns:w16cex="http://schemas.microsoft.com/office/word/2018/wordml/cex" xmlns:w16cid="http://schemas.microsoft.com/office/word/2016/wordml/cid" xmlns:w16="http://schemas.microsoft.com/office/word/2018/wordml" xmlns:w16du="http://schemas.microsoft.com/office/word/2023/wordml/word16du" xmlns:w16sdtdh="http://schemas.microsoft.com/office/word/2020/wordml/sdtdatahash" xmlns:w16sdtfl="http://schemas.microsoft.com/office/word/2024/wordml/sdtformatlock" xmlns:w16se="http://schemas.microsoft.com/office/word/2015/wordml/symex" xmlns:wpg="http://schemas.microsoft.com/office/word/2010/wordprocessingGroup" xmlns:wpi="http://schemas.microsoft.com/office/word/2010/wordprocessingInk" xmlns:wne="http://schemas.microsoft.com/office/word/2006/wordml" xmlns:wps="http://schemas.microsoft.com/office/word/2010/wordprocessingShape" mc:Ignorable="w14 w15 w16se w16cid w16 w16cex w16sdtdh w16sdtfl w16du wp14">
   <w:endnote w:type="separator" w:id="-1">
     <w:p>
       <w:pPr>
@@ -609,7 +613,7 @@
 </file>
 
 <file path=word/footer1.xml><?xml version="1.0" encoding="utf-8"?>
-<w:ftr xmlns:wpc="http://schemas.microsoft.com/office/word/2010/wordprocessingCanvas" xmlns:cx="http://schemas.microsoft.com/office/drawing/2014/chartex" xmlns:cx1="http://schemas.microsoft.com/office/drawing/2015/9/8/chartex" xmlns:cx2="http://schemas.microsoft.com/office/drawing/2015/10/21/chartex" xmlns:cx3="http://schemas.microsoft.com/office/drawing/2016/5/9/chartex" xmlns:cx4="http://schemas.microsoft.com/office/drawing/2016/5/10/chartex" xmlns:cx5="http://schemas.microsoft.com/office/drawing/2016/5/11/chartex" xmlns:cx6="http://schemas.microsoft.com/office/drawing/2016/5/12/chartex" xmlns:cx7="http://schemas.microsoft.com/office/drawing/2016/5/13/chartex" xmlns:cx8="http://schemas.microsoft.com/office/drawing/2016/5/14/chartex" xmlns:mc="http://schemas.openxmlformats.org/markup-compatibility/2006" xmlns:aink="http://schemas.microsoft.com/office/drawing/2016/ink" xmlns:am3d="http://schemas.microsoft.com/office/drawing/2017/model3d" xmlns:o="urn:schemas-microsoft-com:office:office" xmlns:oel="http://schemas.microsoft.com/office/2019/extlst" xmlns:r="http://schemas.openxmlformats.org/officeDocument/2006/relationships" xmlns:m="http://schemas.openxmlformats.org/officeDocument/2006/math" xmlns:v="urn:schemas-microsoft-com:vml" xmlns:wp14="http://schemas.microsoft.com/office/word/2010/wordprocessingDrawing" xmlns:wp="http://schemas.openxmlformats.org/drawingml/2006/wordprocessingDrawing" xmlns:w10="urn:schemas-microsoft-com:office:word" xmlns:w="http://schemas.openxmlformats.org/wordprocessingml/2006/main" xmlns:w14="http://schemas.microsoft.com/office/word/2010/wordml" xmlns:w15="http://schemas.microsoft.com/office/word/2012/wordml" xmlns:w16cex="http://schemas.microsoft.com/office/word/2018/wordml/cex" xmlns:w16cid="http://schemas.microsoft.com/office/word/2016/wordml/cid" xmlns:w16="http://schemas.microsoft.com/office/word/2018/wordml" xmlns:w16sdtdh="http://schemas.microsoft.com/office/word/2020/wordml/sdtdatahash" xmlns:w16se="http://schemas.microsoft.com/office/word/2015/wordml/symex" xmlns:wpg="http://schemas.microsoft.com/office/word/2010/wordprocessingGroup" xmlns:wpi="http://schemas.microsoft.com/office/word/2010/wordprocessingInk" xmlns:wne="http://schemas.microsoft.com/office/word/2006/wordml" xmlns:wps="http://schemas.microsoft.com/office/word/2010/wordprocessingShape" mc:Ignorable="w14 w15 w16se w16cid w16 w16cex w16sdtdh wp14">
+<w:ftr xmlns:wpc="http://schemas.microsoft.com/office/word/2010/wordprocessingCanvas" xmlns:cx="http://schemas.microsoft.com/office/drawing/2014/chartex" xmlns:cx1="http://schemas.microsoft.com/office/drawing/2015/9/8/chartex" xmlns:cx2="http://schemas.microsoft.com/office/drawing/2015/10/21/chartex" xmlns:cx3="http://schemas.microsoft.com/office/drawing/2016/5/9/chartex" xmlns:cx4="http://schemas.microsoft.com/office/drawing/2016/5/10/chartex" xmlns:cx5="http://schemas.microsoft.com/office/drawing/2016/5/11/chartex" xmlns:cx6="http://schemas.microsoft.com/office/drawing/2016/5/12/chartex" xmlns:cx7="http://schemas.microsoft.com/office/drawing/2016/5/13/chartex" xmlns:cx8="http://schemas.microsoft.com/office/drawing/2016/5/14/chartex" xmlns:mc="http://schemas.openxmlformats.org/markup-compatibility/2006" xmlns:aink="http://schemas.microsoft.com/office/drawing/2016/ink" xmlns:am3d="http://schemas.microsoft.com/office/drawing/2017/model3d" xmlns:o="urn:schemas-microsoft-com:office:office" xmlns:oel="http://schemas.microsoft.com/office/2019/extlst" xmlns:r="http://schemas.openxmlformats.org/officeDocument/2006/relationships" xmlns:m="http://schemas.openxmlformats.org/officeDocument/2006/math" xmlns:v="urn:schemas-microsoft-com:vml" xmlns:wp14="http://schemas.microsoft.com/office/word/2010/wordprocessingDrawing" xmlns:wp="http://schemas.openxmlformats.org/drawingml/2006/wordprocessingDrawing" xmlns:w10="urn:schemas-microsoft-com:office:word" xmlns:w="http://schemas.openxmlformats.org/wordprocessingml/2006/main" xmlns:w14="http://schemas.microsoft.com/office/word/2010/wordml" xmlns:w15="http://schemas.microsoft.com/office/word/2012/wordml" xmlns:w16cex="http://schemas.microsoft.com/office/word/2018/wordml/cex" xmlns:w16cid="http://schemas.microsoft.com/office/word/2016/wordml/cid" xmlns:w16="http://schemas.microsoft.com/office/word/2018/wordml" xmlns:w16du="http://schemas.microsoft.com/office/word/2023/wordml/word16du" xmlns:w16sdtdh="http://schemas.microsoft.com/office/word/2020/wordml/sdtdatahash" xmlns:w16sdtfl="http://schemas.microsoft.com/office/word/2024/wordml/sdtformatlock" xmlns:w16se="http://schemas.microsoft.com/office/word/2015/wordml/symex" xmlns:wpg="http://schemas.microsoft.com/office/word/2010/wordprocessingGroup" xmlns:wpi="http://schemas.microsoft.com/office/word/2010/wordprocessingInk" xmlns:wne="http://schemas.microsoft.com/office/word/2006/wordml" xmlns:wps="http://schemas.microsoft.com/office/word/2010/wordprocessingShape" mc:Ignorable="w14 w15 w16se w16cid w16 w16cex w16sdtdh w16sdtfl w16du wp14">
   <w:p>
     <w:pPr>
       <w:pStyle w:val="Footer"/>
@@ -619,7 +623,7 @@
 </file>
 
 <file path=word/footer2.xml><?xml version="1.0" encoding="utf-8"?>
-<w:ftr xmlns:wpc="http://schemas.microsoft.com/office/word/2010/wordprocessingCanvas" xmlns:cx="http://schemas.microsoft.com/office/drawing/2014/chartex" xmlns:cx1="http://schemas.microsoft.com/office/drawing/2015/9/8/chartex" xmlns:cx2="http://schemas.microsoft.com/office/drawing/2015/10/21/chartex" xmlns:cx3="http://schemas.microsoft.com/office/drawing/2016/5/9/chartex" xmlns:cx4="http://schemas.microsoft.com/office/drawing/2016/5/10/chartex" xmlns:cx5="http://schemas.microsoft.com/office/drawing/2016/5/11/chartex" xmlns:cx6="http://schemas.microsoft.com/office/drawing/2016/5/12/chartex" xmlns:cx7="http://schemas.microsoft.com/office/drawing/2016/5/13/chartex" xmlns:cx8="http://schemas.microsoft.com/office/drawing/2016/5/14/chartex" xmlns:mc="http://schemas.openxmlformats.org/markup-compatibility/2006" xmlns:aink="http://schemas.microsoft.com/office/drawing/2016/ink" xmlns:am3d="http://schemas.microsoft.com/office/drawing/2017/model3d" xmlns:o="urn:schemas-microsoft-com:office:office" xmlns:oel="http://schemas.microsoft.com/office/2019/extlst" xmlns:r="http://schemas.openxmlformats.org/officeDocument/2006/relationships" xmlns:m="http://schemas.openxmlformats.org/officeDocument/2006/math" xmlns:v="urn:schemas-microsoft-com:vml" xmlns:wp14="http://schemas.microsoft.com/office/word/2010/wordprocessingDrawing" xmlns:wp="http://schemas.openxmlformats.org/drawingml/2006/wordprocessingDrawing" xmlns:w10="urn:schemas-microsoft-com:office:word" xmlns:w="http://schemas.openxmlformats.org/wordprocessingml/2006/main" xmlns:w14="http://schemas.microsoft.com/office/word/2010/wordml" xmlns:w15="http://schemas.microsoft.com/office/word/2012/wordml" xmlns:w16cex="http://schemas.microsoft.com/office/word/2018/wordml/cex" xmlns:w16cid="http://schemas.microsoft.com/office/word/2016/wordml/cid" xmlns:w16="http://schemas.microsoft.com/office/word/2018/wordml" xmlns:w16sdtdh="http://schemas.microsoft.com/office/word/2020/wordml/sdtdatahash" xmlns:w16se="http://schemas.microsoft.com/office/word/2015/wordml/symex" xmlns:wpg="http://schemas.microsoft.com/office/word/2010/wordprocessingGroup" xmlns:wpi="http://schemas.microsoft.com/office/word/2010/wordprocessingInk" xmlns:wne="http://schemas.microsoft.com/office/word/2006/wordml" xmlns:wps="http://schemas.microsoft.com/office/word/2010/wordprocessingShape" mc:Ignorable="w14 w15 w16se w16cid w16 w16cex w16sdtdh wp14">
+<w:ftr xmlns:wpc="http://schemas.microsoft.com/office/word/2010/wordprocessingCanvas" xmlns:cx="http://schemas.microsoft.com/office/drawing/2014/chartex" xmlns:cx1="http://schemas.microsoft.com/office/drawing/2015/9/8/chartex" xmlns:cx2="http://schemas.microsoft.com/office/drawing/2015/10/21/chartex" xmlns:cx3="http://schemas.microsoft.com/office/drawing/2016/5/9/chartex" xmlns:cx4="http://schemas.microsoft.com/office/drawing/2016/5/10/chartex" xmlns:cx5="http://schemas.microsoft.com/office/drawing/2016/5/11/chartex" xmlns:cx6="http://schemas.microsoft.com/office/drawing/2016/5/12/chartex" xmlns:cx7="http://schemas.microsoft.com/office/drawing/2016/5/13/chartex" xmlns:cx8="http://schemas.microsoft.com/office/drawing/2016/5/14/chartex" xmlns:mc="http://schemas.openxmlformats.org/markup-compatibility/2006" xmlns:aink="http://schemas.microsoft.com/office/drawing/2016/ink" xmlns:am3d="http://schemas.microsoft.com/office/drawing/2017/model3d" xmlns:o="urn:schemas-microsoft-com:office:office" xmlns:oel="http://schemas.microsoft.com/office/2019/extlst" xmlns:r="http://schemas.openxmlformats.org/officeDocument/2006/relationships" xmlns:m="http://schemas.openxmlformats.org/officeDocument/2006/math" xmlns:v="urn:schemas-microsoft-com:vml" xmlns:wp14="http://schemas.microsoft.com/office/word/2010/wordprocessingDrawing" xmlns:wp="http://schemas.openxmlformats.org/drawingml/2006/wordprocessingDrawing" xmlns:w10="urn:schemas-microsoft-com:office:word" xmlns:w="http://schemas.openxmlformats.org/wordprocessingml/2006/main" xmlns:w14="http://schemas.microsoft.com/office/word/2010/wordml" xmlns:w15="http://schemas.microsoft.com/office/word/2012/wordml" xmlns:w16cex="http://schemas.microsoft.com/office/word/2018/wordml/cex" xmlns:w16cid="http://schemas.microsoft.com/office/word/2016/wordml/cid" xmlns:w16="http://schemas.microsoft.com/office/word/2018/wordml" xmlns:w16du="http://schemas.microsoft.com/office/word/2023/wordml/word16du" xmlns:w16sdtdh="http://schemas.microsoft.com/office/word/2020/wordml/sdtdatahash" xmlns:w16sdtfl="http://schemas.microsoft.com/office/word/2024/wordml/sdtformatlock" xmlns:w16se="http://schemas.microsoft.com/office/word/2015/wordml/symex" xmlns:wpg="http://schemas.microsoft.com/office/word/2010/wordprocessingGroup" xmlns:wpi="http://schemas.microsoft.com/office/word/2010/wordprocessingInk" xmlns:wne="http://schemas.microsoft.com/office/word/2006/wordml" xmlns:wps="http://schemas.microsoft.com/office/word/2010/wordprocessingShape" mc:Ignorable="w14 w15 w16se w16cid w16 w16cex w16sdtdh w16sdtfl w16du wp14">
   <w:p>
     <w:pPr>
       <w:pStyle w:val="Footer"/>
@@ -629,7 +633,7 @@
 </file>
 
 <file path=word/footer3.xml><?xml version="1.0" encoding="utf-8"?>
-<w:ftr xmlns:wpc="http://schemas.microsoft.com/office/word/2010/wordprocessingCanvas" xmlns:cx="http://schemas.microsoft.com/office/drawing/2014/chartex" xmlns:cx1="http://schemas.microsoft.com/office/drawing/2015/9/8/chartex" xmlns:cx2="http://schemas.microsoft.com/office/drawing/2015/10/21/chartex" xmlns:cx3="http://schemas.microsoft.com/office/drawing/2016/5/9/chartex" xmlns:cx4="http://schemas.microsoft.com/office/drawing/2016/5/10/chartex" xmlns:cx5="http://schemas.microsoft.com/office/drawing/2016/5/11/chartex" xmlns:cx6="http://schemas.microsoft.com/office/drawing/2016/5/12/chartex" xmlns:cx7="http://schemas.microsoft.com/office/drawing/2016/5/13/chartex" xmlns:cx8="http://schemas.microsoft.com/office/drawing/2016/5/14/chartex" xmlns:mc="http://schemas.openxmlformats.org/markup-compatibility/2006" xmlns:aink="http://schemas.microsoft.com/office/drawing/2016/ink" xmlns:am3d="http://schemas.microsoft.com/office/drawing/2017/model3d" xmlns:o="urn:schemas-microsoft-com:office:office" xmlns:oel="http://schemas.microsoft.com/office/2019/extlst" xmlns:r="http://schemas.openxmlformats.org/officeDocument/2006/relationships" xmlns:m="http://schemas.openxmlformats.org/officeDocument/2006/math" xmlns:v="urn:schemas-microsoft-com:vml" xmlns:wp14="http://schemas.microsoft.com/office/word/2010/wordprocessingDrawing" xmlns:wp="http://schemas.openxmlformats.org/drawingml/2006/wordprocessingDrawing" xmlns:w10="urn:schemas-microsoft-com:office:word" xmlns:w="http://schemas.openxmlformats.org/wordprocessingml/2006/main" xmlns:w14="http://schemas.microsoft.com/office/word/2010/wordml" xmlns:w15="http://schemas.microsoft.com/office/word/2012/wordml" xmlns:w16cex="http://schemas.microsoft.com/office/word/2018/wordml/cex" xmlns:w16cid="http://schemas.microsoft.com/office/word/2016/wordml/cid" xmlns:w16="http://schemas.microsoft.com/office/word/2018/wordml" xmlns:w16sdtdh="http://schemas.microsoft.com/office/word/2020/wordml/sdtdatahash" xmlns:w16se="http://schemas.microsoft.com/office/word/2015/wordml/symex" xmlns:wpg="http://schemas.microsoft.com/office/word/2010/wordprocessingGroup" xmlns:wpi="http://schemas.microsoft.com/office/word/2010/wordprocessingInk" xmlns:wne="http://schemas.microsoft.com/office/word/2006/wordml" xmlns:wps="http://schemas.microsoft.com/office/word/2010/wordprocessingShape" mc:Ignorable="w14 w15 w16se w16cid w16 w16cex w16sdtdh wp14">
+<w:ftr xmlns:wpc="http://schemas.microsoft.com/office/word/2010/wordprocessingCanvas" xmlns:cx="http://schemas.microsoft.com/office/drawing/2014/chartex" xmlns:cx1="http://schemas.microsoft.com/office/drawing/2015/9/8/chartex" xmlns:cx2="http://schemas.microsoft.com/office/drawing/2015/10/21/chartex" xmlns:cx3="http://schemas.microsoft.com/office/drawing/2016/5/9/chartex" xmlns:cx4="http://schemas.microsoft.com/office/drawing/2016/5/10/chartex" xmlns:cx5="http://schemas.microsoft.com/office/drawing/2016/5/11/chartex" xmlns:cx6="http://schemas.microsoft.com/office/drawing/2016/5/12/chartex" xmlns:cx7="http://schemas.microsoft.com/office/drawing/2016/5/13/chartex" xmlns:cx8="http://schemas.microsoft.com/office/drawing/2016/5/14/chartex" xmlns:mc="http://schemas.openxmlformats.org/markup-compatibility/2006" xmlns:aink="http://schemas.microsoft.com/office/drawing/2016/ink" xmlns:am3d="http://schemas.microsoft.com/office/drawing/2017/model3d" xmlns:o="urn:schemas-microsoft-com:office:office" xmlns:oel="http://schemas.microsoft.com/office/2019/extlst" xmlns:r="http://schemas.openxmlformats.org/officeDocument/2006/relationships" xmlns:m="http://schemas.openxmlformats.org/officeDocument/2006/math" xmlns:v="urn:schemas-microsoft-com:vml" xmlns:wp14="http://schemas.microsoft.com/office/word/2010/wordprocessingDrawing" xmlns:wp="http://schemas.openxmlformats.org/drawingml/2006/wordprocessingDrawing" xmlns:w10="urn:schemas-microsoft-com:office:word" xmlns:w="http://schemas.openxmlformats.org/wordprocessingml/2006/main" xmlns:w14="http://schemas.microsoft.com/office/word/2010/wordml" xmlns:w15="http://schemas.microsoft.com/office/word/2012/wordml" xmlns:w16cex="http://schemas.microsoft.com/office/word/2018/wordml/cex" xmlns:w16cid="http://schemas.microsoft.com/office/word/2016/wordml/cid" xmlns:w16="http://schemas.microsoft.com/office/word/2018/wordml" xmlns:w16du="http://schemas.microsoft.com/office/word/2023/wordml/word16du" xmlns:w16sdtdh="http://schemas.microsoft.com/office/word/2020/wordml/sdtdatahash" xmlns:w16sdtfl="http://schemas.microsoft.com/office/word/2024/wordml/sdtformatlock" xmlns:w16se="http://schemas.microsoft.com/office/word/2015/wordml/symex" xmlns:wpg="http://schemas.microsoft.com/office/word/2010/wordprocessingGroup" xmlns:wpi="http://schemas.microsoft.com/office/word/2010/wordprocessingInk" xmlns:wne="http://schemas.microsoft.com/office/word/2006/wordml" xmlns:wps="http://schemas.microsoft.com/office/word/2010/wordprocessingShape" mc:Ignorable="w14 w15 w16se w16cid w16 w16cex w16sdtdh w16sdtfl w16du wp14">
   <w:p>
     <w:pPr>
       <w:pStyle w:val="Footer"/>
@@ -639,7 +643,7 @@
 </file>
 
 <file path=word/footnotes.xml><?xml version="1.0" encoding="utf-8"?>
-<w:footnotes xmlns:wpc="http://schemas.microsoft.com/office/word/2010/wordprocessingCanvas" xmlns:cx="http://schemas.microsoft.com/office/drawing/2014/chartex" xmlns:cx1="http://schemas.microsoft.com/office/drawing/2015/9/8/chartex" xmlns:cx2="http://schemas.microsoft.com/office/drawing/2015/10/21/chartex" xmlns:cx3="http://schemas.microsoft.com/office/drawing/2016/5/9/chartex" xmlns:cx4="http://schemas.microsoft.com/office/drawing/2016/5/10/chartex" xmlns:cx5="http://schemas.microsoft.com/office/drawing/2016/5/11/chartex" xmlns:cx6="http://schemas.microsoft.com/office/drawing/2016/5/12/chartex" xmlns:cx7="http://schemas.microsoft.com/office/drawing/2016/5/13/chartex" xmlns:cx8="http://schemas.microsoft.com/office/drawing/2016/5/14/chartex" xmlns:mc="http://schemas.openxmlformats.org/markup-compatibility/2006" xmlns:aink="http://schemas.microsoft.com/office/drawing/2016/ink" xmlns:am3d="http://schemas.microsoft.com/office/drawing/2017/model3d" xmlns:o="urn:schemas-microsoft-com:office:office" xmlns:oel="http://schemas.microsoft.com/office/2019/extlst" xmlns:r="http://schemas.openxmlformats.org/officeDocument/2006/relationships" xmlns:m="http://schemas.openxmlformats.org/officeDocument/2006/math" xmlns:v="urn:schemas-microsoft-com:vml" xmlns:wp14="http://schemas.microsoft.com/office/word/2010/wordprocessingDrawing" xmlns:wp="http://schemas.openxmlformats.org/drawingml/2006/wordprocessingDrawing" xmlns:w10="urn:schemas-microsoft-com:office:word" xmlns:w="http://schemas.openxmlformats.org/wordprocessingml/2006/main" xmlns:w14="http://schemas.microsoft.com/office/word/2010/wordml" xmlns:w15="http://schemas.microsoft.com/office/word/2012/wordml" xmlns:w16cex="http://schemas.microsoft.com/office/word/2018/wordml/cex" xmlns:w16cid="http://schemas.microsoft.com/office/word/2016/wordml/cid" xmlns:w16="http://schemas.microsoft.com/office/word/2018/wordml" xmlns:w16sdtdh="http://schemas.microsoft.com/office/word/2020/wordml/sdtdatahash" xmlns:w16se="http://schemas.microsoft.com/office/word/2015/wordml/symex" xmlns:wpg="http://schemas.microsoft.com/office/word/2010/wordprocessingGroup" xmlns:wpi="http://schemas.microsoft.com/office/word/2010/wordprocessingInk" xmlns:wne="http://schemas.microsoft.com/office/word/2006/wordml" xmlns:wps="http://schemas.microsoft.com/office/word/2010/wordprocessingShape" mc:Ignorable="w14 w15 w16se w16cid w16 w16cex w16sdtdh wp14">
+<w:footnotes xmlns:wpc="http://schemas.microsoft.com/office/word/2010/wordprocessingCanvas" xmlns:cx="http://schemas.microsoft.com/office/drawing/2014/chartex" xmlns:cx1="http://schemas.microsoft.com/office/drawing/2015/9/8/chartex" xmlns:cx2="http://schemas.microsoft.com/office/drawing/2015/10/21/chartex" xmlns:cx3="http://schemas.microsoft.com/office/drawing/2016/5/9/chartex" xmlns:cx4="http://schemas.microsoft.com/office/drawing/2016/5/10/chartex" xmlns:cx5="http://schemas.microsoft.com/office/drawing/2016/5/11/chartex" xmlns:cx6="http://schemas.microsoft.com/office/drawing/2016/5/12/chartex" xmlns:cx7="http://schemas.microsoft.com/office/drawing/2016/5/13/chartex" xmlns:cx8="http://schemas.microsoft.com/office/drawing/2016/5/14/chartex" xmlns:mc="http://schemas.openxmlformats.org/markup-compatibility/2006" xmlns:aink="http://schemas.microsoft.com/office/drawing/2016/ink" xmlns:am3d="http://schemas.microsoft.com/office/drawing/2017/model3d" xmlns:o="urn:schemas-microsoft-com:office:office" xmlns:oel="http://schemas.microsoft.com/office/2019/extlst" xmlns:r="http://schemas.openxmlformats.org/officeDocument/2006/relationships" xmlns:m="http://schemas.openxmlformats.org/officeDocument/2006/math" xmlns:v="urn:schemas-microsoft-com:vml" xmlns:wp14="http://schemas.microsoft.com/office/word/2010/wordprocessingDrawing" xmlns:wp="http://schemas.openxmlformats.org/drawingml/2006/wordprocessingDrawing" xmlns:w10="urn:schemas-microsoft-com:office:word" xmlns:w="http://schemas.openxmlformats.org/wordprocessingml/2006/main" xmlns:w14="http://schemas.microsoft.com/office/word/2010/wordml" xmlns:w15="http://schemas.microsoft.com/office/word/2012/wordml" xmlns:w16cex="http://schemas.microsoft.com/office/word/2018/wordml/cex" xmlns:w16cid="http://schemas.microsoft.com/office/word/2016/wordml/cid" xmlns:w16="http://schemas.microsoft.com/office/word/2018/wordml" xmlns:w16du="http://schemas.microsoft.com/office/word/2023/wordml/word16du" xmlns:w16sdtdh="http://schemas.microsoft.com/office/word/2020/wordml/sdtdatahash" xmlns:w16sdtfl="http://schemas.microsoft.com/office/word/2024/wordml/sdtformatlock" xmlns:w16se="http://schemas.microsoft.com/office/word/2015/wordml/symex" xmlns:wpg="http://schemas.microsoft.com/office/word/2010/wordprocessingGroup" xmlns:wpi="http://schemas.microsoft.com/office/word/2010/wordprocessingInk" xmlns:wne="http://schemas.microsoft.com/office/word/2006/wordml" xmlns:wps="http://schemas.microsoft.com/office/word/2010/wordprocessingShape" mc:Ignorable="w14 w15 w16se w16cid w16 w16cex w16sdtdh w16sdtfl w16du wp14">
   <w:footnote w:type="separator" w:id="-1">
     <w:p>
       <w:pPr>
@@ -664,7 +668,7 @@
 </file>
 
 <file path=word/header1.xml><?xml version="1.0" encoding="utf-8"?>
-<w:hdr xmlns:wpc="http://schemas.microsoft.com/office/word/2010/wordprocessingCanvas" xmlns:cx="http://schemas.microsoft.com/office/drawing/2014/chartex" xmlns:cx1="http://schemas.microsoft.com/office/drawing/2015/9/8/chartex" xmlns:cx2="http://schemas.microsoft.com/office/drawing/2015/10/21/chartex" xmlns:cx3="http://schemas.microsoft.com/office/drawing/2016/5/9/chartex" xmlns:cx4="http://schemas.microsoft.com/office/drawing/2016/5/10/chartex" xmlns:cx5="http://schemas.microsoft.com/office/drawing/2016/5/11/chartex" xmlns:cx6="http://schemas.microsoft.com/office/drawing/2016/5/12/chartex" xmlns:cx7="http://schemas.microsoft.com/office/drawing/2016/5/13/chartex" xmlns:cx8="http://schemas.microsoft.com/office/drawing/2016/5/14/chartex" xmlns:mc="http://schemas.openxmlformats.org/markup-compatibility/2006" xmlns:aink="http://schemas.microsoft.com/office/drawing/2016/ink" xmlns:am3d="http://schemas.microsoft.com/office/drawing/2017/model3d" xmlns:o="urn:schemas-microsoft-com:office:office" xmlns:oel="http://schemas.microsoft.com/office/2019/extlst" xmlns:r="http://schemas.openxmlformats.org/officeDocument/2006/relationships" xmlns:m="http://schemas.openxmlformats.org/officeDocument/2006/math" xmlns:v="urn:schemas-microsoft-com:vml" xmlns:wp14="http://schemas.microsoft.com/office/word/2010/wordprocessingDrawing" xmlns:wp="http://schemas.openxmlformats.org/drawingml/2006/wordprocessingDrawing" xmlns:w10="urn:schemas-microsoft-com:office:word" xmlns:w="http://schemas.openxmlformats.org/wordprocessingml/2006/main" xmlns:w14="http://schemas.microsoft.com/office/word/2010/wordml" xmlns:w15="http://schemas.microsoft.com/office/word/2012/wordml" xmlns:w16cex="http://schemas.microsoft.com/office/word/2018/wordml/cex" xmlns:w16cid="http://schemas.microsoft.com/office/word/2016/wordml/cid" xmlns:w16="http://schemas.microsoft.com/office/word/2018/wordml" xmlns:w16sdtdh="http://schemas.microsoft.com/office/word/2020/wordml/sdtdatahash" xmlns:w16se="http://schemas.microsoft.com/office/word/2015/wordml/symex" xmlns:wpg="http://schemas.microsoft.com/office/word/2010/wordprocessingGroup" xmlns:wpi="http://schemas.microsoft.com/office/word/2010/wordprocessingInk" xmlns:wne="http://schemas.microsoft.com/office/word/2006/wordml" xmlns:wps="http://schemas.microsoft.com/office/word/2010/wordprocessingShape" mc:Ignorable="w14 w15 w16se w16cid w16 w16cex w16sdtdh wp14">
+<w:hdr xmlns:wpc="http://schemas.microsoft.com/office/word/2010/wordprocessingCanvas" xmlns:cx="http://schemas.microsoft.com/office/drawing/2014/chartex" xmlns:cx1="http://schemas.microsoft.com/office/drawing/2015/9/8/chartex" xmlns:cx2="http://schemas.microsoft.com/office/drawing/2015/10/21/chartex" xmlns:cx3="http://schemas.microsoft.com/office/drawing/2016/5/9/chartex" xmlns:cx4="http://schemas.microsoft.com/office/drawing/2016/5/10/chartex" xmlns:cx5="http://schemas.microsoft.com/office/drawing/2016/5/11/chartex" xmlns:cx6="http://schemas.microsoft.com/office/drawing/2016/5/12/chartex" xmlns:cx7="http://schemas.microsoft.com/office/drawing/2016/5/13/chartex" xmlns:cx8="http://schemas.microsoft.com/office/drawing/2016/5/14/chartex" xmlns:mc="http://schemas.openxmlformats.org/markup-compatibility/2006" xmlns:aink="http://schemas.microsoft.com/office/drawing/2016/ink" xmlns:am3d="http://schemas.microsoft.com/office/drawing/2017/model3d" xmlns:o="urn:schemas-microsoft-com:office:office" xmlns:oel="http://schemas.microsoft.com/office/2019/extlst" xmlns:r="http://schemas.openxmlformats.org/officeDocument/2006/relationships" xmlns:m="http://schemas.openxmlformats.org/officeDocument/2006/math" xmlns:v="urn:schemas-microsoft-com:vml" xmlns:wp14="http://schemas.microsoft.com/office/word/2010/wordprocessingDrawing" xmlns:wp="http://schemas.openxmlformats.org/drawingml/2006/wordprocessingDrawing" xmlns:w10="urn:schemas-microsoft-com:office:word" xmlns:w="http://schemas.openxmlformats.org/wordprocessingml/2006/main" xmlns:w14="http://schemas.microsoft.com/office/word/2010/wordml" xmlns:w15="http://schemas.microsoft.com/office/word/2012/wordml" xmlns:w16cex="http://schemas.microsoft.com/office/word/2018/wordml/cex" xmlns:w16cid="http://schemas.microsoft.com/office/word/2016/wordml/cid" xmlns:w16="http://schemas.microsoft.com/office/word/2018/wordml" xmlns:w16du="http://schemas.microsoft.com/office/word/2023/wordml/word16du" xmlns:w16sdtdh="http://schemas.microsoft.com/office/word/2020/wordml/sdtdatahash" xmlns:w16sdtfl="http://schemas.microsoft.com/office/word/2024/wordml/sdtformatlock" xmlns:w16se="http://schemas.microsoft.com/office/word/2015/wordml/symex" xmlns:wpg="http://schemas.microsoft.com/office/word/2010/wordprocessingGroup" xmlns:wpi="http://schemas.microsoft.com/office/word/2010/wordprocessingInk" xmlns:wne="http://schemas.microsoft.com/office/word/2006/wordml" xmlns:wps="http://schemas.microsoft.com/office/word/2010/wordprocessingShape" mc:Ignorable="w14 w15 w16se w16cid w16 w16cex w16sdtdh w16sdtfl w16du wp14">
   <w:p>
     <w:pPr>
       <w:pStyle w:val="Header"/>
@@ -674,7 +678,7 @@
 </file>
 
 <file path=word/header2.xml><?xml version="1.0" encoding="utf-8"?>
-<w:hdr xmlns:wpc="http://schemas.microsoft.com/office/word/2010/wordprocessingCanvas" xmlns:cx="http://schemas.microsoft.com/office/drawing/2014/chartex" xmlns:cx1="http://schemas.microsoft.com/office/drawing/2015/9/8/chartex" xmlns:cx2="http://schemas.microsoft.com/office/drawing/2015/10/21/chartex" xmlns:cx3="http://schemas.microsoft.com/office/drawing/2016/5/9/chartex" xmlns:cx4="http://schemas.microsoft.com/office/drawing/2016/5/10/chartex" xmlns:cx5="http://schemas.microsoft.com/office/drawing/2016/5/11/chartex" xmlns:cx6="http://schemas.microsoft.com/office/drawing/2016/5/12/chartex" xmlns:cx7="http://schemas.microsoft.com/office/drawing/2016/5/13/chartex" xmlns:cx8="http://schemas.microsoft.com/office/drawing/2016/5/14/chartex" xmlns:mc="http://schemas.openxmlformats.org/markup-compatibility/2006" xmlns:aink="http://schemas.microsoft.com/office/drawing/2016/ink" xmlns:am3d="http://schemas.microsoft.com/office/drawing/2017/model3d" xmlns:o="urn:schemas-microsoft-com:office:office" xmlns:oel="http://schemas.microsoft.com/office/2019/extlst" xmlns:r="http://schemas.openxmlformats.org/officeDocument/2006/relationships" xmlns:m="http://schemas.openxmlformats.org/officeDocument/2006/math" xmlns:v="urn:schemas-microsoft-com:vml" xmlns:wp14="http://schemas.microsoft.com/office/word/2010/wordprocessingDrawing" xmlns:wp="http://schemas.openxmlformats.org/drawingml/2006/wordprocessingDrawing" xmlns:w10="urn:schemas-microsoft-com:office:word" xmlns:w="http://schemas.openxmlformats.org/wordprocessingml/2006/main" xmlns:w14="http://schemas.microsoft.com/office/word/2010/wordml" xmlns:w15="http://schemas.microsoft.com/office/word/2012/wordml" xmlns:w16cex="http://schemas.microsoft.com/office/word/2018/wordml/cex" xmlns:w16cid="http://schemas.microsoft.com/office/word/2016/wordml/cid" xmlns:w16="http://schemas.microsoft.com/office/word/2018/wordml" xmlns:w16sdtdh="http://schemas.microsoft.com/office/word/2020/wordml/sdtdatahash" xmlns:w16se="http://schemas.microsoft.com/office/word/2015/wordml/symex" xmlns:wpg="http://schemas.microsoft.com/office/word/2010/wordprocessingGroup" xmlns:wpi="http://schemas.microsoft.com/office/word/2010/wordprocessingInk" xmlns:wne="http://schemas.microsoft.com/office/word/2006/wordml" xmlns:wps="http://schemas.microsoft.com/office/word/2010/wordprocessingShape" mc:Ignorable="w14 w15 w16se w16cid w16 w16cex w16sdtdh wp14">
+<w:hdr xmlns:wpc="http://schemas.microsoft.com/office/word/2010/wordprocessingCanvas" xmlns:cx="http://schemas.microsoft.com/office/drawing/2014/chartex" xmlns:cx1="http://schemas.microsoft.com/office/drawing/2015/9/8/chartex" xmlns:cx2="http://schemas.microsoft.com/office/drawing/2015/10/21/chartex" xmlns:cx3="http://schemas.microsoft.com/office/drawing/2016/5/9/chartex" xmlns:cx4="http://schemas.microsoft.com/office/drawing/2016/5/10/chartex" xmlns:cx5="http://schemas.microsoft.com/office/drawing/2016/5/11/chartex" xmlns:cx6="http://schemas.microsoft.com/office/drawing/2016/5/12/chartex" xmlns:cx7="http://schemas.microsoft.com/office/drawing/2016/5/13/chartex" xmlns:cx8="http://schemas.microsoft.com/office/drawing/2016/5/14/chartex" xmlns:mc="http://schemas.openxmlformats.org/markup-compatibility/2006" xmlns:aink="http://schemas.microsoft.com/office/drawing/2016/ink" xmlns:am3d="http://schemas.microsoft.com/office/drawing/2017/model3d" xmlns:o="urn:schemas-microsoft-com:office:office" xmlns:oel="http://schemas.microsoft.com/office/2019/extlst" xmlns:r="http://schemas.openxmlformats.org/officeDocument/2006/relationships" xmlns:m="http://schemas.openxmlformats.org/officeDocument/2006/math" xmlns:v="urn:schemas-microsoft-com:vml" xmlns:wp14="http://schemas.microsoft.com/office/word/2010/wordprocessingDrawing" xmlns:wp="http://schemas.openxmlformats.org/drawingml/2006/wordprocessingDrawing" xmlns:w10="urn:schemas-microsoft-com:office:word" xmlns:w="http://schemas.openxmlformats.org/wordprocessingml/2006/main" xmlns:w14="http://schemas.microsoft.com/office/word/2010/wordml" xmlns:w15="http://schemas.microsoft.com/office/word/2012/wordml" xmlns:w16cex="http://schemas.microsoft.com/office/word/2018/wordml/cex" xmlns:w16cid="http://schemas.microsoft.com/office/word/2016/wordml/cid" xmlns:w16="http://schemas.microsoft.com/office/word/2018/wordml" xmlns:w16du="http://schemas.microsoft.com/office/word/2023/wordml/word16du" xmlns:w16sdtdh="http://schemas.microsoft.com/office/word/2020/wordml/sdtdatahash" xmlns:w16sdtfl="http://schemas.microsoft.com/office/word/2024/wordml/sdtformatlock" xmlns:w16se="http://schemas.microsoft.com/office/word/2015/wordml/symex" xmlns:wpg="http://schemas.microsoft.com/office/word/2010/wordprocessingGroup" xmlns:wpi="http://schemas.microsoft.com/office/word/2010/wordprocessingInk" xmlns:wne="http://schemas.microsoft.com/office/word/2006/wordml" xmlns:wps="http://schemas.microsoft.com/office/word/2010/wordprocessingShape" mc:Ignorable="w14 w15 w16se w16cid w16 w16cex w16sdtdh w16sdtfl w16du wp14">
   <w:p>
     <w:pPr>
       <w:pStyle w:val="Header"/>
@@ -685,7 +689,7 @@
 </file>
 
 <file path=word/header3.xml><?xml version="1.0" encoding="utf-8"?>
-<w:hdr xmlns:wpc="http://schemas.microsoft.com/office/word/2010/wordprocessingCanvas" xmlns:cx="http://schemas.microsoft.com/office/drawing/2014/chartex" xmlns:cx1="http://schemas.microsoft.com/office/drawing/2015/9/8/chartex" xmlns:cx2="http://schemas.microsoft.com/office/drawing/2015/10/21/chartex" xmlns:cx3="http://schemas.microsoft.com/office/drawing/2016/5/9/chartex" xmlns:cx4="http://schemas.microsoft.com/office/drawing/2016/5/10/chartex" xmlns:cx5="http://schemas.microsoft.com/office/drawing/2016/5/11/chartex" xmlns:cx6="http://schemas.microsoft.com/office/drawing/2016/5/12/chartex" xmlns:cx7="http://schemas.microsoft.com/office/drawing/2016/5/13/chartex" xmlns:cx8="http://schemas.microsoft.com/office/drawing/2016/5/14/chartex" xmlns:mc="http://schemas.openxmlformats.org/markup-compatibility/2006" xmlns:aink="http://schemas.microsoft.com/office/drawing/2016/ink" xmlns:am3d="http://schemas.microsoft.com/office/drawing/2017/model3d" xmlns:o="urn:schemas-microsoft-com:office:office" xmlns:oel="http://schemas.microsoft.com/office/2019/extlst" xmlns:r="http://schemas.openxmlformats.org/officeDocument/2006/relationships" xmlns:m="http://schemas.openxmlformats.org/officeDocument/2006/math" xmlns:v="urn:schemas-microsoft-com:vml" xmlns:wp14="http://schemas.microsoft.com/office/word/2010/wordprocessingDrawing" xmlns:wp="http://schemas.openxmlformats.org/drawingml/2006/wordprocessingDrawing" xmlns:w10="urn:schemas-microsoft-com:office:word" xmlns:w="http://schemas.openxmlformats.org/wordprocessingml/2006/main" xmlns:w14="http://schemas.microsoft.com/office/word/2010/wordml" xmlns:w15="http://schemas.microsoft.com/office/word/2012/wordml" xmlns:w16cex="http://schemas.microsoft.com/office/word/2018/wordml/cex" xmlns:w16cid="http://schemas.microsoft.com/office/word/2016/wordml/cid" xmlns:w16="http://schemas.microsoft.com/office/word/2018/wordml" xmlns:w16sdtdh="http://schemas.microsoft.com/office/word/2020/wordml/sdtdatahash" xmlns:w16se="http://schemas.microsoft.com/office/word/2015/wordml/symex" xmlns:wpg="http://schemas.microsoft.com/office/word/2010/wordprocessingGroup" xmlns:wpi="http://schemas.microsoft.com/office/word/2010/wordprocessingInk" xmlns:wne="http://schemas.microsoft.com/office/word/2006/wordml" xmlns:wps="http://schemas.microsoft.com/office/word/2010/wordprocessingShape" mc:Ignorable="w14 w15 w16se w16cid w16 w16cex w16sdtdh wp14">
+<w:hdr xmlns:wpc="http://schemas.microsoft.com/office/word/2010/wordprocessingCanvas" xmlns:cx="http://schemas.microsoft.com/office/drawing/2014/chartex" xmlns:cx1="http://schemas.microsoft.com/office/drawing/2015/9/8/chartex" xmlns:cx2="http://schemas.microsoft.com/office/drawing/2015/10/21/chartex" xmlns:cx3="http://schemas.microsoft.com/office/drawing/2016/5/9/chartex" xmlns:cx4="http://schemas.microsoft.com/office/drawing/2016/5/10/chartex" xmlns:cx5="http://schemas.microsoft.com/office/drawing/2016/5/11/chartex" xmlns:cx6="http://schemas.microsoft.com/office/drawing/2016/5/12/chartex" xmlns:cx7="http://schemas.microsoft.com/office/drawing/2016/5/13/chartex" xmlns:cx8="http://schemas.microsoft.com/office/drawing/2016/5/14/chartex" xmlns:mc="http://schemas.openxmlformats.org/markup-compatibility/2006" xmlns:aink="http://schemas.microsoft.com/office/drawing/2016/ink" xmlns:am3d="http://schemas.microsoft.com/office/drawing/2017/model3d" xmlns:o="urn:schemas-microsoft-com:office:office" xmlns:oel="http://schemas.microsoft.com/office/2019/extlst" xmlns:r="http://schemas.openxmlformats.org/officeDocument/2006/relationships" xmlns:m="http://schemas.openxmlformats.org/officeDocument/2006/math" xmlns:v="urn:schemas-microsoft-com:vml" xmlns:wp14="http://schemas.microsoft.com/office/word/2010/wordprocessingDrawing" xmlns:wp="http://schemas.openxmlformats.org/drawingml/2006/wordprocessingDrawing" xmlns:w10="urn:schemas-microsoft-com:office:word" xmlns:w="http://schemas.openxmlformats.org/wordprocessingml/2006/main" xmlns:w14="http://schemas.microsoft.com/office/word/2010/wordml" xmlns:w15="http://schemas.microsoft.com/office/word/2012/wordml" xmlns:w16cex="http://schemas.microsoft.com/office/word/2018/wordml/cex" xmlns:w16cid="http://schemas.microsoft.com/office/word/2016/wordml/cid" xmlns:w16="http://schemas.microsoft.com/office/word/2018/wordml" xmlns:w16du="http://schemas.microsoft.com/office/word/2023/wordml/word16du" xmlns:w16sdtdh="http://schemas.microsoft.com/office/word/2020/wordml/sdtdatahash" xmlns:w16sdtfl="http://schemas.microsoft.com/office/word/2024/wordml/sdtformatlock" xmlns:w16se="http://schemas.microsoft.com/office/word/2015/wordml/symex" xmlns:wpg="http://schemas.microsoft.com/office/word/2010/wordprocessingGroup" xmlns:wpi="http://schemas.microsoft.com/office/word/2010/wordprocessingInk" xmlns:wne="http://schemas.microsoft.com/office/word/2006/wordml" xmlns:wps="http://schemas.microsoft.com/office/word/2010/wordprocessingShape" mc:Ignorable="w14 w15 w16se w16cid w16 w16cex w16sdtdh w16sdtfl w16du wp14">
   <w:p>
     <w:pPr>
       <w:pStyle w:val="Header"/>
@@ -694,7 +698,7 @@
     <w:r>
       <w:tab/>
       <w:tab/>
-      <w:t>2026-06-17</w:t>
+      <w:t>2026-06-18</w:t>
       <w:br/>
       <w:br/>
     </w:r>
@@ -711,7 +715,7 @@
 </file>
 
 <file path=word/numbering.xml><?xml version="1.0" encoding="utf-8"?>
-<w:numbering xmlns:wpc="http://schemas.microsoft.com/office/word/2010/wordprocessingCanvas" xmlns:cx="http://schemas.microsoft.com/office/drawing/2014/chartex" xmlns:cx1="http://schemas.microsoft.com/office/drawing/2015/9/8/chartex" xmlns:cx2="http://schemas.microsoft.com/office/drawing/2015/10/21/chartex" xmlns:cx3="http://schemas.microsoft.com/office/drawing/2016/5/9/chartex" xmlns:cx4="http://schemas.microsoft.com/office/drawing/2016/5/10/chartex" xmlns:cx5="http://schemas.microsoft.com/office/drawing/2016/5/11/chartex" xmlns:cx6="http://schemas.microsoft.com/office/drawing/2016/5/12/chartex" xmlns:cx7="http://schemas.microsoft.com/office/drawing/2016/5/13/chartex" xmlns:cx8="http://schemas.microsoft.com/office/drawing/2016/5/14/chartex" xmlns:mc="http://schemas.openxmlformats.org/markup-compatibility/2006" xmlns:aink="http://schemas.microsoft.com/office/drawing/2016/ink" xmlns:am3d="http://schemas.microsoft.com/office/drawing/2017/model3d" xmlns:o="urn:schemas-microsoft-com:office:office" xmlns:oel="http://schemas.microsoft.com/office/2019/extlst" xmlns:r="http://schemas.openxmlformats.org/officeDocument/2006/relationships" xmlns:m="http://schemas.openxmlformats.org/officeDocument/2006/math" xmlns:v="urn:schemas-microsoft-com:vml" xmlns:wp14="http://schemas.microsoft.com/office/word/2010/wordprocessingDrawing" xmlns:wp="http://schemas.openxmlformats.org/drawingml/2006/wordprocessingDrawing" xmlns:w10="urn:schemas-microsoft-com:office:word" xmlns:w="http://schemas.openxmlformats.org/wordprocessingml/2006/main" xmlns:w14="http://schemas.microsoft.com/office/word/2010/wordml" xmlns:w15="http://schemas.microsoft.com/office/word/2012/wordml" xmlns:w16cex="http://schemas.microsoft.com/office/word/2018/wordml/cex" xmlns:w16cid="http://schemas.microsoft.com/office/word/2016/wordml/cid" xmlns:w16="http://schemas.microsoft.com/office/word/2018/wordml" xmlns:w16sdtdh="http://schemas.microsoft.com/office/word/2020/wordml/sdtdatahash" xmlns:w16se="http://schemas.microsoft.com/office/word/2015/wordml/symex" xmlns:wpg="http://schemas.microsoft.com/office/word/2010/wordprocessingGroup" xmlns:wpi="http://schemas.microsoft.com/office/word/2010/wordprocessingInk" xmlns:wne="http://schemas.microsoft.com/office/word/2006/wordml" xmlns:wps="http://schemas.microsoft.com/office/word/2010/wordprocessingShape" mc:Ignorable="w14 w15 w16se w16cid w16 w16cex w16sdtdh wp14">
+<w:numbering xmlns:wpc="http://schemas.microsoft.com/office/word/2010/wordprocessingCanvas" xmlns:cx="http://schemas.microsoft.com/office/drawing/2014/chartex" xmlns:cx1="http://schemas.microsoft.com/office/drawing/2015/9/8/chartex" xmlns:cx2="http://schemas.microsoft.com/office/drawing/2015/10/21/chartex" xmlns:cx3="http://schemas.microsoft.com/office/drawing/2016/5/9/chartex" xmlns:cx4="http://schemas.microsoft.com/office/drawing/2016/5/10/chartex" xmlns:cx5="http://schemas.microsoft.com/office/drawing/2016/5/11/chartex" xmlns:cx6="http://schemas.microsoft.com/office/drawing/2016/5/12/chartex" xmlns:cx7="http://schemas.microsoft.com/office/drawing/2016/5/13/chartex" xmlns:cx8="http://schemas.microsoft.com/office/drawing/2016/5/14/chartex" xmlns:mc="http://schemas.openxmlformats.org/markup-compatibility/2006" xmlns:aink="http://schemas.microsoft.com/office/drawing/2016/ink" xmlns:am3d="http://schemas.microsoft.com/office/drawing/2017/model3d" xmlns:o="urn:schemas-microsoft-com:office:office" xmlns:oel="http://schemas.microsoft.com/office/2019/extlst" xmlns:r="http://schemas.openxmlformats.org/officeDocument/2006/relationships" xmlns:m="http://schemas.openxmlformats.org/officeDocument/2006/math" xmlns:v="urn:schemas-microsoft-com:vml" xmlns:wp14="http://schemas.microsoft.com/office/word/2010/wordprocessingDrawing" xmlns:wp="http://schemas.openxmlformats.org/drawingml/2006/wordprocessingDrawing" xmlns:w10="urn:schemas-microsoft-com:office:word" xmlns:w="http://schemas.openxmlformats.org/wordprocessingml/2006/main" xmlns:w14="http://schemas.microsoft.com/office/word/2010/wordml" xmlns:w15="http://schemas.microsoft.com/office/word/2012/wordml" xmlns:w16cex="http://schemas.microsoft.com/office/word/2018/wordml/cex" xmlns:w16cid="http://schemas.microsoft.com/office/word/2016/wordml/cid" xmlns:w16="http://schemas.microsoft.com/office/word/2018/wordml" xmlns:w16du="http://schemas.microsoft.com/office/word/2023/wordml/word16du" xmlns:w16sdtdh="http://schemas.microsoft.com/office/word/2020/wordml/sdtdatahash" xmlns:w16sdtfl="http://schemas.microsoft.com/office/word/2024/wordml/sdtformatlock" xmlns:w16se="http://schemas.microsoft.com/office/word/2015/wordml/symex" xmlns:wpg="http://schemas.microsoft.com/office/word/2010/wordprocessingGroup" xmlns:wpi="http://schemas.microsoft.com/office/word/2010/wordprocessingInk" xmlns:wne="http://schemas.microsoft.com/office/word/2006/wordml" xmlns:wps="http://schemas.microsoft.com/office/word/2010/wordprocessingShape" mc:Ignorable="w14 w15 w16se w16cid w16 w16cex w16sdtdh w16sdtfl w16du wp14">
   <w:abstractNum w:abstractNumId="0" w15:restartNumberingAfterBreak="0">
     <w:nsid w:val="FFFFFF7C"/>
     <w:multiLevelType w:val="singleLevel"/>
@@ -914,7 +918,7 @@
 </file>
 
 <file path=word/styles.xml><?xml version="1.0" encoding="utf-8"?>
-<w:styles xmlns:mc="http://schemas.openxmlformats.org/markup-compatibility/2006" xmlns:r="http://schemas.openxmlformats.org/officeDocument/2006/relationships" xmlns:w="http://schemas.openxmlformats.org/wordprocessingml/2006/main" xmlns:w14="http://schemas.microsoft.com/office/word/2010/wordml" xmlns:w15="http://schemas.microsoft.com/office/word/2012/wordml" xmlns:w16cex="http://schemas.microsoft.com/office/word/2018/wordml/cex" xmlns:w16cid="http://schemas.microsoft.com/office/word/2016/wordml/cid" xmlns:w16="http://schemas.microsoft.com/office/word/2018/wordml" xmlns:w16sdtdh="http://schemas.microsoft.com/office/word/2020/wordml/sdtdatahash" xmlns:w16se="http://schemas.microsoft.com/office/word/2015/wordml/symex" mc:Ignorable="w14 w15 w16se w16cid w16 w16cex w16sdtdh">
+<w:styles xmlns:mc="http://schemas.openxmlformats.org/markup-compatibility/2006" xmlns:r="http://schemas.openxmlformats.org/officeDocument/2006/relationships" xmlns:w="http://schemas.openxmlformats.org/wordprocessingml/2006/main" xmlns:w14="http://schemas.microsoft.com/office/word/2010/wordml" xmlns:w15="http://schemas.microsoft.com/office/word/2012/wordml" xmlns:w16cex="http://schemas.microsoft.com/office/word/2018/wordml/cex" xmlns:w16cid="http://schemas.microsoft.com/office/word/2016/wordml/cid" xmlns:w16="http://schemas.microsoft.com/office/word/2018/wordml" xmlns:w16du="http://schemas.microsoft.com/office/word/2023/wordml/word16du" xmlns:w16sdtdh="http://schemas.microsoft.com/office/word/2020/wordml/sdtdatahash" xmlns:w16sdtfl="http://schemas.microsoft.com/office/word/2024/wordml/sdtformatlock" xmlns:w16se="http://schemas.microsoft.com/office/word/2015/wordml/symex" mc:Ignorable="w14 w15 w16se w16cid w16 w16cex w16sdtdh w16sdtfl w16du">
   <w:docDefaults>
     <w:rPrDefault>
       <w:rPr>
@@ -1672,7 +1676,7 @@
     <w:link w:val="TitleChar"/>
     <w:uiPriority w:val="10"/>
     <w:qFormat/>
-    <w:rsid w:val="007106C8"/>
+    <w:rsid w:val="00E854FA"/>
     <w:pPr>
       <w:spacing w:after="300" w:line="240" w:lineRule="auto"/>
       <w:contextualSpacing/>
@@ -1682,7 +1686,7 @@
       <w:rFonts w:eastAsiaTheme="majorEastAsia" w:cstheme="majorBidi"/>
       <w:spacing w:val="5"/>
       <w:kern w:val="28"/>
-      <w:sz w:val="52"/>
+      <w:sz w:val="40"/>
       <w:szCs w:val="52"/>
       <w:lang w:val="sv-SE" w:eastAsia="en-US" w:bidi="ar-SA"/>
     </w:rPr>
@@ -1692,12 +1696,12 @@
     <w:basedOn w:val="DefaultParagraphFont"/>
     <w:link w:val="Title"/>
     <w:uiPriority w:val="10"/>
-    <w:rsid w:val="007106C8"/>
+    <w:rsid w:val="00E854FA"/>
     <w:rPr>
       <w:rFonts w:ascii="Times New Roman" w:eastAsiaTheme="majorEastAsia" w:hAnsi="Times New Roman" w:cstheme="majorBidi"/>
       <w:spacing w:val="5"/>
       <w:kern w:val="28"/>
-      <w:sz w:val="52"/>
+      <w:sz w:val="40"/>
       <w:szCs w:val="52"/>
       <w:lang w:val="sv-SE" w:eastAsia="en-US" w:bidi="ar-SA"/>
     </w:rPr>

--- a/klagomål/A 27342-2026 FSC-klagomål.docx
+++ b/klagomål/A 27342-2026 FSC-klagomål.docx
@@ -698,7 +698,7 @@
     <w:r>
       <w:tab/>
       <w:tab/>
-      <w:t>2026-06-18</w:t>
+      <w:t>2026-06-19</w:t>
       <w:br/>
       <w:br/>
     </w:r>

--- a/klagomål/A 27342-2026 FSC-klagomål.docx
+++ b/klagomål/A 27342-2026 FSC-klagomål.docx
@@ -698,7 +698,7 @@
     <w:r>
       <w:tab/>
       <w:tab/>
-      <w:t>2026-06-19</w:t>
+      <w:t>2026-06-20</w:t>
       <w:br/>
       <w:br/>
     </w:r>

--- a/klagomål/A 27342-2026 FSC-klagomål.docx
+++ b/klagomål/A 27342-2026 FSC-klagomål.docx
@@ -168,38 +168,7 @@
     </w:p>
     <w:p>
       <w:r>
-        <w:t>Detta dokument behandlar höga naturvärden i avverkningsanmälan A 27342-2026 i Tierps kommun som inkom 2026-06-15 och omfattar 4,0 ha.</w:t>
-      </w:r>
-    </w:p>
-    <w:p>
-      <w:r>
-        <w:t>Nedan presenteras fynd av naturvårdsarter och fridlysta arter som gjorts i det avverkningsanmälda området, samt relevanta utdrag ur standarderna för FSC, Chain of Custody, Controlled Wood och PEFC.</w:t>
-      </w:r>
-    </w:p>
-    <w:p>
-      <w:r>
-        <w:t>Vi förväntar oss att ni återkommer med ett skriftligt svar på vårt klagomål och även beskriver vilka korrigerande åtgärder ni satt in för att rätta till identifierade brister i er efterlevnad av den svenska FSC standarden.</w:t>
-      </w:r>
-    </w:p>
-    <w:p>
-      <w:pPr>
-        <w:pStyle w:val="Heading1"/>
-      </w:pPr>
-      <w:r>
-        <w:t>Naturvårdsarter</w:t>
-      </w:r>
-    </w:p>
-    <w:p>
-      <w:r>
-        <w:t>I avverkningsanmälan har följande 2 naturvårdsarter hittats: gulsparv (NT, §4) och kungsfågel (§4). Av dessa är 1 rödlistade. För rödlistade arter har rödlistekategorin angivits inom parentes. För fridlysta arter anges även paragrafen i Artskyddsförordningen som arten är fridlyst enligt.</w:t>
-      </w:r>
-    </w:p>
-    <w:p>
-      <w:r>
-        <w:t>De påträffade naturvårdsarterna är ett tydligt kvitto på att det rör sig om en skog med höga naturvärden.</w:t>
-      </w:r>
-      <w:r>
-        <w:t xml:space="preserve"> I Figur 1 visas fyndplatser för naturvårdsarter i området, som finns registrerade på Artportalen.</w:t>
+        <w:t>Detta klagomål behandlar höga naturvärden i avverkningsanmälan A 27342-2026 i Tierps kommun som inkom 2026-06-15 och omfattar 4,0 ha.</w:t>
       </w:r>
     </w:p>
     <w:p>
@@ -247,34 +216,35 @@
         <w:spacing w:after="240"/>
       </w:pPr>
       <w:r>
-        <w:t>Figur 1. Fyndplatser för naturvårdsarter i avverkningsanmälan (röd linje). Markörer utan svart kant är placerade på fyndplatsen. Markörer med svart kant är placerade vid sidan av fyndplatsen och har ett svart streck som visar fyndplatsens exakta position. Kartans mittpunktskoordinat är N 6700630, E 640278 i SWEREF 99 TM.</w:t>
+        <w:t>Figur 1. Fyndplatser för naturvårdsarter i avverkningsanmälan. Markörer utan svart kant är placerade på fyndplatsen. Markörer med svart kant är placerade vid sidan av fyndplatsen har ett svart streck som visar fyndplatsens exakta position. Kartans mittpunktskoordinat är N 6700630, E 640278 i SWEREF 99 TM.</w:t>
+      </w:r>
+    </w:p>
+    <w:p>
+      <w:r>
+        <w:t>I avverkningsanmälan finns fynd av 2 naturvårdsarter, varav 1 är rödlistad och 2 är fridlysta: gulsparv (NT, §4) och kungsfågel (§4). Se Figur 1.</w:t>
+      </w:r>
+    </w:p>
+    <w:p>
+      <w:r>
+        <w:t>Nedan presenteras relevanta utdrag ur standarderna för FSC, Chain of Custody, Controlled Wood och PEFC.</w:t>
+      </w:r>
+    </w:p>
+    <w:p>
+      <w:r>
+        <w:t>Vi förväntar oss att ni återkommer med ett skriftligt svar på vårt klagomål och även beskriver vilka korrigerande åtgärder ni satt in för att rätta till identifierade brister i er efterlevnad av den svenska FSC standarden.</w:t>
       </w:r>
     </w:p>
     <w:p>
       <w:pPr>
-        <w:pStyle w:val="Heading2"/>
+        <w:pStyle w:val="Heading1"/>
       </w:pPr>
       <w:r>
-        <w:t>Fridlysta arter</w:t>
+        <w:t>Naturvårdsarter och fridlysta arter</w:t>
       </w:r>
     </w:p>
     <w:p>
       <w:r>
-        <w:t>Följande fridlysta arter har sina livsmiljöer och växtplatser i den avverkningsanmälda skogen: gulsparv (NT, §4) och kungsfågel (§4).</w:t>
-      </w:r>
-    </w:p>
-    <w:p>
-      <w:r>
-        <w:t xml:space="preserve">Observera att medlemsländerna är skyldiga att agera i enlighet med EU:s fågeldirektiv där det uttryckligen står att direktivet gäller för fåglar samt för deras ägg, bon och </w:t>
-      </w:r>
-      <w:r>
-        <w:rPr>
-          <w:b/>
-        </w:rPr>
-        <w:t xml:space="preserve">livsmiljöer </w:t>
-      </w:r>
-      <w:r>
-        <w:t>(artikel 1). Vidare att de åtgärder som vidtas inte får leda till en försämring av den nuvarande situationen beträffande bevarandet av de fågelarter som avses i artikel 1 (artikel 13). Fågeldirektivet är styrande för tillsynsansvariga myndigheters ärendehantering, ställningstaganden och beslutsfattande.</w:t>
+        <w:t>Nedan följer beskrivningar av de naturvårdsarter och fridlysta arter som har sina livsmiljöer och växtplatser i den avverkningsanmälda skogen. De påträffade naturvårdsarterna är ett tydligt kvitto på att det rör sig om en skog med höga naturvärden.</w:t>
       </w:r>
     </w:p>
     <w:p>
@@ -698,7 +668,7 @@
     <w:r>
       <w:tab/>
       <w:tab/>
-      <w:t>2026-06-20</w:t>
+      <w:t>2026-06-21</w:t>
       <w:br/>
       <w:br/>
     </w:r>

--- a/klagomål/A 27342-2026 FSC-klagomål.docx
+++ b/klagomål/A 27342-2026 FSC-klagomål.docx
@@ -668,7 +668,7 @@
     <w:r>
       <w:tab/>
       <w:tab/>
-      <w:t>2026-06-21</w:t>
+      <w:t>2026-06-22</w:t>
       <w:br/>
       <w:br/>
     </w:r>

--- a/klagomål/A 27342-2026 FSC-klagomål.docx
+++ b/klagomål/A 27342-2026 FSC-klagomål.docx
@@ -668,7 +668,7 @@
     <w:r>
       <w:tab/>
       <w:tab/>
-      <w:t>2026-06-22</w:t>
+      <w:t>2026-06-23</w:t>
       <w:br/>
       <w:br/>
     </w:r>

--- a/klagomål/A 27342-2026 FSC-klagomål.docx
+++ b/klagomål/A 27342-2026 FSC-klagomål.docx
@@ -668,7 +668,7 @@
     <w:r>
       <w:tab/>
       <w:tab/>
-      <w:t>2026-06-23</w:t>
+      <w:t>2026-06-24</w:t>
       <w:br/>
       <w:br/>
     </w:r>

--- a/klagomål/A 27342-2026 FSC-klagomål.docx
+++ b/klagomål/A 27342-2026 FSC-klagomål.docx
@@ -668,7 +668,7 @@
     <w:r>
       <w:tab/>
       <w:tab/>
-      <w:t>2026-06-24</w:t>
+      <w:t>2026-06-25</w:t>
       <w:br/>
       <w:br/>
     </w:r>

--- a/klagomål/A 27342-2026 FSC-klagomål.docx
+++ b/klagomål/A 27342-2026 FSC-klagomål.docx
@@ -668,7 +668,7 @@
     <w:r>
       <w:tab/>
       <w:tab/>
-      <w:t>2026-06-25</w:t>
+      <w:t>2026-06-26</w:t>
       <w:br/>
       <w:br/>
     </w:r>

--- a/klagomål/A 27342-2026 FSC-klagomål.docx
+++ b/klagomål/A 27342-2026 FSC-klagomål.docx
@@ -668,7 +668,7 @@
     <w:r>
       <w:tab/>
       <w:tab/>
-      <w:t>2026-06-26</w:t>
+      <w:t>2026-06-27</w:t>
       <w:br/>
       <w:br/>
     </w:r>

--- a/klagomål/A 27342-2026 FSC-klagomål.docx
+++ b/klagomål/A 27342-2026 FSC-klagomål.docx
@@ -668,7 +668,7 @@
     <w:r>
       <w:tab/>
       <w:tab/>
-      <w:t>2026-06-27</w:t>
+      <w:t>2026-06-28</w:t>
       <w:br/>
       <w:br/>
     </w:r>

--- a/klagomål/A 27342-2026 FSC-klagomål.docx
+++ b/klagomål/A 27342-2026 FSC-klagomål.docx
@@ -668,7 +668,7 @@
     <w:r>
       <w:tab/>
       <w:tab/>
-      <w:t>2026-06-28</w:t>
+      <w:t>2026-06-29</w:t>
       <w:br/>
       <w:br/>
     </w:r>

--- a/klagomål/A 27342-2026 FSC-klagomål.docx
+++ b/klagomål/A 27342-2026 FSC-klagomål.docx
@@ -668,7 +668,7 @@
     <w:r>
       <w:tab/>
       <w:tab/>
-      <w:t>2026-06-29</w:t>
+      <w:t>2026-06-30</w:t>
       <w:br/>
       <w:br/>
     </w:r>

--- a/klagomål/A 27342-2026 FSC-klagomål.docx
+++ b/klagomål/A 27342-2026 FSC-klagomål.docx
@@ -668,7 +668,7 @@
     <w:r>
       <w:tab/>
       <w:tab/>
-      <w:t>2026-06-30</w:t>
+      <w:t>2026-07-01</w:t>
       <w:br/>
       <w:br/>
     </w:r>

--- a/klagomål/A 27342-2026 FSC-klagomål.docx
+++ b/klagomål/A 27342-2026 FSC-klagomål.docx
@@ -668,7 +668,7 @@
     <w:r>
       <w:tab/>
       <w:tab/>
-      <w:t>2026-07-01</w:t>
+      <w:t>2026-07-02</w:t>
       <w:br/>
       <w:br/>
     </w:r>

--- a/klagomål/A 27342-2026 FSC-klagomål.docx
+++ b/klagomål/A 27342-2026 FSC-klagomål.docx
@@ -668,7 +668,7 @@
     <w:r>
       <w:tab/>
       <w:tab/>
-      <w:t>2026-07-13</w:t>
+      <w:t>2026-07-14</w:t>
       <w:br/>
       <w:br/>
     </w:r>

--- a/klagomål/A 27342-2026 FSC-klagomål.docx
+++ b/klagomål/A 27342-2026 FSC-klagomål.docx
@@ -668,7 +668,7 @@
     <w:r>
       <w:tab/>
       <w:tab/>
-      <w:t>2026-07-14</w:t>
+      <w:t>2026-07-15</w:t>
       <w:br/>
       <w:br/>
     </w:r>

--- a/klagomål/A 27342-2026 FSC-klagomål.docx
+++ b/klagomål/A 27342-2026 FSC-klagomål.docx
@@ -668,7 +668,7 @@
     <w:r>
       <w:tab/>
       <w:tab/>
-      <w:t>2026-07-15</w:t>
+      <w:t>2026-07-16</w:t>
       <w:br/>
       <w:br/>
     </w:r>

--- a/klagomål/A 27342-2026 FSC-klagomål.docx
+++ b/klagomål/A 27342-2026 FSC-klagomål.docx
@@ -668,7 +668,7 @@
     <w:r>
       <w:tab/>
       <w:tab/>
-      <w:t>2026-07-16</w:t>
+      <w:t>2026-07-17</w:t>
       <w:br/>
       <w:br/>
     </w:r>

--- a/klagomål/A 27342-2026 FSC-klagomål.docx
+++ b/klagomål/A 27342-2026 FSC-klagomål.docx
@@ -668,7 +668,7 @@
     <w:r>
       <w:tab/>
       <w:tab/>
-      <w:t>2026-07-17</w:t>
+      <w:t>2026-07-18</w:t>
       <w:br/>
       <w:br/>
     </w:r>

--- a/klagomål/A 27342-2026 FSC-klagomål.docx
+++ b/klagomål/A 27342-2026 FSC-klagomål.docx
@@ -668,7 +668,7 @@
     <w:r>
       <w:tab/>
       <w:tab/>
-      <w:t>2026-07-18</w:t>
+      <w:t>2026-07-19</w:t>
       <w:br/>
       <w:br/>
     </w:r>

--- a/klagomål/A 27342-2026 FSC-klagomål.docx
+++ b/klagomål/A 27342-2026 FSC-klagomål.docx
@@ -668,7 +668,7 @@
     <w:r>
       <w:tab/>
       <w:tab/>
-      <w:t>2026-07-19</w:t>
+      <w:t>2026-07-20</w:t>
       <w:br/>
       <w:br/>
     </w:r>

--- a/klagomål/A 27342-2026 FSC-klagomål.docx
+++ b/klagomål/A 27342-2026 FSC-klagomål.docx
@@ -668,7 +668,7 @@
     <w:r>
       <w:tab/>
       <w:tab/>
-      <w:t>2026-07-20</w:t>
+      <w:t>2026-07-21</w:t>
       <w:br/>
       <w:br/>
     </w:r>

--- a/klagomål/A 27342-2026 FSC-klagomål.docx
+++ b/klagomål/A 27342-2026 FSC-klagomål.docx
@@ -668,7 +668,7 @@
     <w:r>
       <w:tab/>
       <w:tab/>
-      <w:t>2026-07-21</w:t>
+      <w:t>2026-07-22</w:t>
       <w:br/>
       <w:br/>
     </w:r>

--- a/klagomål/A 27342-2026 FSC-klagomål.docx
+++ b/klagomål/A 27342-2026 FSC-klagomål.docx
@@ -668,7 +668,7 @@
     <w:r>
       <w:tab/>
       <w:tab/>
-      <w:t>2026-07-22</w:t>
+      <w:t>2026-07-23</w:t>
       <w:br/>
       <w:br/>
     </w:r>

--- a/klagomål/A 27342-2026 FSC-klagomål.docx
+++ b/klagomål/A 27342-2026 FSC-klagomål.docx
@@ -668,7 +668,7 @@
     <w:r>
       <w:tab/>
       <w:tab/>
-      <w:t>2026-07-23</w:t>
+      <w:t>2026-07-24</w:t>
       <w:br/>
       <w:br/>
     </w:r>

--- a/klagomål/A 27342-2026 FSC-klagomål.docx
+++ b/klagomål/A 27342-2026 FSC-klagomål.docx
@@ -668,7 +668,7 @@
     <w:r>
       <w:tab/>
       <w:tab/>
-      <w:t>2026-07-24</w:t>
+      <w:t>2026-07-25</w:t>
       <w:br/>
       <w:br/>
     </w:r>

--- a/klagomål/A 27342-2026 FSC-klagomål.docx
+++ b/klagomål/A 27342-2026 FSC-klagomål.docx
@@ -668,7 +668,7 @@
     <w:r>
       <w:tab/>
       <w:tab/>
-      <w:t>2026-07-25</w:t>
+      <w:t>2026-07-26</w:t>
       <w:br/>
       <w:br/>
     </w:r>

--- a/klagomål/A 27342-2026 FSC-klagomål.docx
+++ b/klagomål/A 27342-2026 FSC-klagomål.docx
@@ -668,7 +668,7 @@
     <w:r>
       <w:tab/>
       <w:tab/>
-      <w:t>2026-07-26</w:t>
+      <w:t>2026-07-27</w:t>
       <w:br/>
       <w:br/>
     </w:r>

--- a/klagomål/A 27342-2026 FSC-klagomål.docx
+++ b/klagomål/A 27342-2026 FSC-klagomål.docx
@@ -668,7 +668,7 @@
     <w:r>
       <w:tab/>
       <w:tab/>
-      <w:t>2026-07-27</w:t>
+      <w:t>2026-07-28</w:t>
       <w:br/>
       <w:br/>
     </w:r>

--- a/klagomål/A 27342-2026 FSC-klagomål.docx
+++ b/klagomål/A 27342-2026 FSC-klagomål.docx
@@ -668,7 +668,7 @@
     <w:r>
       <w:tab/>
       <w:tab/>
-      <w:t>2026-07-28</w:t>
+      <w:t>2026-07-29</w:t>
       <w:br/>
       <w:br/>
     </w:r>

--- a/klagomål/A 27342-2026 FSC-klagomål.docx
+++ b/klagomål/A 27342-2026 FSC-klagomål.docx
@@ -668,7 +668,7 @@
     <w:r>
       <w:tab/>
       <w:tab/>
-      <w:t>2026-07-29</w:t>
+      <w:t>2026-07-30</w:t>
       <w:br/>
       <w:br/>
     </w:r>

--- a/klagomål/A 27342-2026 FSC-klagomål.docx
+++ b/klagomål/A 27342-2026 FSC-klagomål.docx
@@ -668,7 +668,7 @@
     <w:r>
       <w:tab/>
       <w:tab/>
-      <w:t>2026-07-30</w:t>
+      <w:t>2026-07-31</w:t>
       <w:br/>
       <w:br/>
     </w:r>

--- a/klagomål/A 27342-2026 FSC-klagomål.docx
+++ b/klagomål/A 27342-2026 FSC-klagomål.docx
@@ -668,7 +668,7 @@
     <w:r>
       <w:tab/>
       <w:tab/>
-      <w:t>2026-07-31</w:t>
+      <w:t>2026-08-01</w:t>
       <w:br/>
       <w:br/>
     </w:r>

--- a/klagomål/A 27342-2026 FSC-klagomål.docx
+++ b/klagomål/A 27342-2026 FSC-klagomål.docx
@@ -668,7 +668,7 @@
     <w:r>
       <w:tab/>
       <w:tab/>
-      <w:t>2026-08-01</w:t>
+      <w:t>2026-08-02</w:t>
       <w:br/>
       <w:br/>
     </w:r>

--- a/klagomål/A 27342-2026 FSC-klagomål.docx
+++ b/klagomål/A 27342-2026 FSC-klagomål.docx
@@ -668,7 +668,7 @@
     <w:r>
       <w:tab/>
       <w:tab/>
-      <w:t>2026-08-02</w:t>
+      <w:t>2026-08-03</w:t>
       <w:br/>
       <w:br/>
     </w:r>

--- a/klagomål/A 27342-2026 FSC-klagomål.docx
+++ b/klagomål/A 27342-2026 FSC-klagomål.docx
@@ -668,7 +668,7 @@
     <w:r>
       <w:tab/>
       <w:tab/>
-      <w:t>2026-08-03</w:t>
+      <w:t>2026-08-05</w:t>
       <w:br/>
       <w:br/>
     </w:r>

--- a/klagomål/A 27342-2026 FSC-klagomål.docx
+++ b/klagomål/A 27342-2026 FSC-klagomål.docx
@@ -668,7 +668,7 @@
     <w:r>
       <w:tab/>
       <w:tab/>
-      <w:t>2026-08-05</w:t>
+      <w:t>2026-08-07</w:t>
       <w:br/>
       <w:br/>
     </w:r>

--- a/klagomål/A 27342-2026 FSC-klagomål.docx
+++ b/klagomål/A 27342-2026 FSC-klagomål.docx
@@ -668,7 +668,7 @@
     <w:r>
       <w:tab/>
       <w:tab/>
-      <w:t>2026-08-07</w:t>
+      <w:t>2026-08-08</w:t>
       <w:br/>
       <w:br/>
     </w:r>

--- a/klagomål/A 27342-2026 FSC-klagomål.docx
+++ b/klagomål/A 27342-2026 FSC-klagomål.docx
@@ -216,7 +216,7 @@
         <w:spacing w:after="240"/>
       </w:pPr>
       <w:r>
-        <w:t>Figur 1. Fyndplatser för naturvårdsarter i avverkningsanmälan. Markörer utan svart kant är placerade på fyndplatsen. Markörer med svart kant är placerade vid sidan av fyndplatsen har ett svart streck som visar fyndplatsens exakta position. Kartans mittpunktskoordinat är N 6700630, E 640278 i SWEREF 99 TM.</w:t>
+        <w:t>Figur 1. Fyndplatser för naturvårdsarter i avverkningsanmälan. Markörer utan svart kant är placerade på fyndplatsen. Markörer med svart kant är placerade vid sidan av fyndplatsen och har ett svart streck som visar fyndplatsens exakta position. Kartans mittpunktskoordinat är N 6700630, E 640278 i SWEREF 99 TM.</w:t>
       </w:r>
     </w:p>
     <w:p>
@@ -668,7 +668,7 @@
     <w:r>
       <w:tab/>
       <w:tab/>
-      <w:t>2026-08-14</w:t>
+      <w:t>2026-08-15</w:t>
       <w:br/>
       <w:br/>
     </w:r>

--- a/klagomål/A 27342-2026 FSC-klagomål.docx
+++ b/klagomål/A 27342-2026 FSC-klagomål.docx
@@ -668,7 +668,7 @@
     <w:r>
       <w:tab/>
       <w:tab/>
-      <w:t>2026-08-15</w:t>
+      <w:t>2026-08-16</w:t>
       <w:br/>
       <w:br/>
     </w:r>

--- a/klagomål/A 27342-2026 FSC-klagomål.docx
+++ b/klagomål/A 27342-2026 FSC-klagomål.docx
@@ -668,7 +668,7 @@
     <w:r>
       <w:tab/>
       <w:tab/>
-      <w:t>2026-08-16</w:t>
+      <w:t>2026-08-17</w:t>
       <w:br/>
       <w:br/>
     </w:r>

--- a/klagomål/A 27342-2026 FSC-klagomål.docx
+++ b/klagomål/A 27342-2026 FSC-klagomål.docx
@@ -668,7 +668,7 @@
     <w:r>
       <w:tab/>
       <w:tab/>
-      <w:t>2026-08-17</w:t>
+      <w:t>2026-08-18</w:t>
       <w:br/>
       <w:br/>
     </w:r>

--- a/klagomål/A 27342-2026 FSC-klagomål.docx
+++ b/klagomål/A 27342-2026 FSC-klagomål.docx
@@ -668,7 +668,7 @@
     <w:r>
       <w:tab/>
       <w:tab/>
-      <w:t>2026-08-18</w:t>
+      <w:t>2026-08-19</w:t>
       <w:br/>
       <w:br/>
     </w:r>

--- a/klagomål/A 27342-2026 FSC-klagomål.docx
+++ b/klagomål/A 27342-2026 FSC-klagomål.docx
@@ -668,7 +668,7 @@
     <w:r>
       <w:tab/>
       <w:tab/>
-      <w:t>2026-08-19</w:t>
+      <w:t>2026-08-20</w:t>
       <w:br/>
       <w:br/>
     </w:r>

--- a/klagomål/A 27342-2026 FSC-klagomål.docx
+++ b/klagomål/A 27342-2026 FSC-klagomål.docx
@@ -668,7 +668,7 @@
     <w:r>
       <w:tab/>
       <w:tab/>
-      <w:t>2026-08-20</w:t>
+      <w:t>2026-08-21</w:t>
       <w:br/>
       <w:br/>
     </w:r>

--- a/klagomål/A 27342-2026 FSC-klagomål.docx
+++ b/klagomål/A 27342-2026 FSC-klagomål.docx
@@ -668,7 +668,7 @@
     <w:r>
       <w:tab/>
       <w:tab/>
-      <w:t>2026-08-21</w:t>
+      <w:t>2026-08-22</w:t>
       <w:br/>
       <w:br/>
     </w:r>

--- a/klagomål/A 27342-2026 FSC-klagomål.docx
+++ b/klagomål/A 27342-2026 FSC-klagomål.docx
@@ -668,7 +668,7 @@
     <w:r>
       <w:tab/>
       <w:tab/>
-      <w:t>2026-08-22</w:t>
+      <w:t>2026-08-23</w:t>
       <w:br/>
       <w:br/>
     </w:r>

--- a/klagomål/A 27342-2026 FSC-klagomål.docx
+++ b/klagomål/A 27342-2026 FSC-klagomål.docx
@@ -668,7 +668,7 @@
     <w:r>
       <w:tab/>
       <w:tab/>
-      <w:t>2026-08-23</w:t>
+      <w:t>2026-08-24</w:t>
       <w:br/>
       <w:br/>
     </w:r>

--- a/klagomål/A 27342-2026 FSC-klagomål.docx
+++ b/klagomål/A 27342-2026 FSC-klagomål.docx
@@ -668,7 +668,7 @@
     <w:r>
       <w:tab/>
       <w:tab/>
-      <w:t>2026-08-24</w:t>
+      <w:t>2026-08-25</w:t>
       <w:br/>
       <w:br/>
     </w:r>

--- a/klagomål/A 27342-2026 FSC-klagomål.docx
+++ b/klagomål/A 27342-2026 FSC-klagomål.docx
@@ -668,7 +668,7 @@
     <w:r>
       <w:tab/>
       <w:tab/>
-      <w:t>2026-08-25</w:t>
+      <w:t>2026-08-26</w:t>
       <w:br/>
       <w:br/>
     </w:r>

--- a/klagomål/A 27342-2026 FSC-klagomål.docx
+++ b/klagomål/A 27342-2026 FSC-klagomål.docx
@@ -668,7 +668,7 @@
     <w:r>
       <w:tab/>
       <w:tab/>
-      <w:t>2026-08-26</w:t>
+      <w:t>2026-08-27</w:t>
       <w:br/>
       <w:br/>
     </w:r>

--- a/klagomål/A 27342-2026 FSC-klagomål.docx
+++ b/klagomål/A 27342-2026 FSC-klagomål.docx
@@ -668,7 +668,7 @@
     <w:r>
       <w:tab/>
       <w:tab/>
-      <w:t>2026-08-27</w:t>
+      <w:t>2026-08-28</w:t>
       <w:br/>
       <w:br/>
     </w:r>

--- a/klagomål/A 27342-2026 FSC-klagomål.docx
+++ b/klagomål/A 27342-2026 FSC-klagomål.docx
@@ -668,7 +668,7 @@
     <w:r>
       <w:tab/>
       <w:tab/>
-      <w:t>2026-08-28</w:t>
+      <w:t>2026-08-29</w:t>
       <w:br/>
       <w:br/>
     </w:r>

--- a/klagomål/A 27342-2026 FSC-klagomål.docx
+++ b/klagomål/A 27342-2026 FSC-klagomål.docx
@@ -668,7 +668,7 @@
     <w:r>
       <w:tab/>
       <w:tab/>
-      <w:t>2026-08-29</w:t>
+      <w:t>2026-08-31</w:t>
       <w:br/>
       <w:br/>
     </w:r>

--- a/klagomål/A 27342-2026 FSC-klagomål.docx
+++ b/klagomål/A 27342-2026 FSC-klagomål.docx
@@ -668,7 +668,7 @@
     <w:r>
       <w:tab/>
       <w:tab/>
-      <w:t>2026-08-31</w:t>
+      <w:t>2026-09-01</w:t>
       <w:br/>
       <w:br/>
     </w:r>

--- a/klagomål/A 27342-2026 FSC-klagomål.docx
+++ b/klagomål/A 27342-2026 FSC-klagomål.docx
@@ -668,7 +668,7 @@
     <w:r>
       <w:tab/>
       <w:tab/>
-      <w:t>2026-09-01</w:t>
+      <w:t>2026-09-02</w:t>
       <w:br/>
       <w:br/>
     </w:r>

--- a/klagomål/A 27342-2026 FSC-klagomål.docx
+++ b/klagomål/A 27342-2026 FSC-klagomål.docx
@@ -668,7 +668,7 @@
     <w:r>
       <w:tab/>
       <w:tab/>
-      <w:t>2026-09-02</w:t>
+      <w:t>2026-09-03</w:t>
       <w:br/>
       <w:br/>
     </w:r>

--- a/klagomål/A 27342-2026 FSC-klagomål.docx
+++ b/klagomål/A 27342-2026 FSC-klagomål.docx
@@ -668,7 +668,7 @@
     <w:r>
       <w:tab/>
       <w:tab/>
-      <w:t>2026-09-03</w:t>
+      <w:t>2026-09-04</w:t>
       <w:br/>
       <w:br/>
     </w:r>

--- a/klagomål/A 27342-2026 FSC-klagomål.docx
+++ b/klagomål/A 27342-2026 FSC-klagomål.docx
@@ -668,7 +668,7 @@
     <w:r>
       <w:tab/>
       <w:tab/>
-      <w:t>2026-09-04</w:t>
+      <w:t>2026-09-05</w:t>
       <w:br/>
       <w:br/>
     </w:r>
